--- a/examples/change_point/doc/18-kswin-hcp_kswin.docx
+++ b/examples/change_point/doc/18-kswin-hcp_kswin.docx
@@ -179,7 +179,7 @@
               <a:graphicData uri="http://schemas.openxmlformats.org/drawingml/2006/picture">
                 <pic:pic>
                   <pic:nvPicPr>
-                    <pic:cNvPr descr="C:\Git\dal\harbinger\examples\change_point\doc\18-kswin-hcp_kswin_files/693e41389f8fe8d7187225776a46ef4a27e40c1f.png" id="14" name="Picture"/>
+                    <pic:cNvPr descr="/home/gpca/harbinger/examples/change_point/doc/18-kswin-hcp_kswin_files/f03bd9cb08d7edd0f17d89dfe35e557fd3be3ea3.png" id="14" name="Picture"/>
                     <pic:cNvPicPr>
                       <a:picLocks noChangeArrowheads="1" noChangeAspect="1"/>
                     </pic:cNvPicPr>
@@ -707,7 +707,7 @@
               <a:graphicData uri="http://schemas.openxmlformats.org/drawingml/2006/picture">
                 <pic:pic>
                   <pic:nvPicPr>
-                    <pic:cNvPr descr="C:\Git\dal\harbinger\examples\change_point\doc\18-kswin-hcp_kswin_files/6e984bbb883380a1a9df99db5fd8781893b9aab4.png" id="21" name="Picture"/>
+                    <pic:cNvPr descr="/home/gpca/harbinger/examples/change_point/doc/18-kswin-hcp_kswin_files/c405aa1b0ff4d2981c6bfec0e367b73264bed6f2.png" id="21" name="Picture"/>
                     <pic:cNvPicPr>
                       <a:picLocks noChangeArrowheads="1" noChangeAspect="1"/>
                     </pic:cNvPicPr>

--- a/examples/change_point/doc/18-kswin-hcp_kswin.docx
+++ b/examples/change_point/doc/18-kswin-hcp_kswin.docx
@@ -111,7 +111,7 @@
         <w:rPr>
           <w:rStyle w:val="NormalTok"/>
         </w:rPr>
-        <w:t xml:space="preserve">simple</w:t>
+        <w:t xml:space="preserve">complex</w:t>
       </w:r>
     </w:p>
     <w:bookmarkEnd w:id="11"/>
@@ -179,7 +179,7 @@
               <a:graphicData uri="http://schemas.openxmlformats.org/drawingml/2006/picture">
                 <pic:pic>
                   <pic:nvPicPr>
-                    <pic:cNvPr descr="/home/gpca/harbinger/examples/change_point/doc/18-kswin-hcp_kswin_files/f03bd9cb08d7edd0f17d89dfe35e557fd3be3ea3.png" id="14" name="Picture"/>
+                    <pic:cNvPr descr="/home/gpca/harbinger/examples/change_point/doc/18-kswin-hcp_kswin_files/2242cd390b7173162c79c5a854b5030be02a2ef2.png" id="14" name="Picture"/>
                     <pic:cNvPicPr>
                       <a:picLocks noChangeArrowheads="1" noChangeAspect="1"/>
                     </pic:cNvPicPr>
@@ -475,25 +475,1816 @@
         <w:rPr>
           <w:rStyle w:val="VerbatimChar"/>
         </w:rPr>
-        <w:t xml:space="preserve">## 99   99  TRUE changepoint</w:t>
-      </w:r>
-      <w:r>
-        <w:br/>
-      </w:r>
-      <w:r>
-        <w:rPr>
-          <w:rStyle w:val="VerbatimChar"/>
-        </w:rPr>
-        <w:t xml:space="preserve">## 100 100  TRUE changepoint</w:t>
-      </w:r>
-      <w:r>
-        <w:br/>
-      </w:r>
-      <w:r>
-        <w:rPr>
-          <w:rStyle w:val="VerbatimChar"/>
-        </w:rPr>
-        <w:t xml:space="preserve">## 101 101  TRUE changepoint</w:t>
+        <w:t xml:space="preserve">## 141 141  TRUE changepoint</w:t>
+      </w:r>
+      <w:r>
+        <w:br/>
+      </w:r>
+      <w:r>
+        <w:rPr>
+          <w:rStyle w:val="VerbatimChar"/>
+        </w:rPr>
+        <w:t xml:space="preserve">## 213 213  TRUE changepoint</w:t>
+      </w:r>
+      <w:r>
+        <w:br/>
+      </w:r>
+      <w:r>
+        <w:rPr>
+          <w:rStyle w:val="VerbatimChar"/>
+        </w:rPr>
+        <w:t xml:space="preserve">## 214 214  TRUE changepoint</w:t>
+      </w:r>
+      <w:r>
+        <w:br/>
+      </w:r>
+      <w:r>
+        <w:rPr>
+          <w:rStyle w:val="VerbatimChar"/>
+        </w:rPr>
+        <w:t xml:space="preserve">## 215 215  TRUE changepoint</w:t>
+      </w:r>
+      <w:r>
+        <w:br/>
+      </w:r>
+      <w:r>
+        <w:rPr>
+          <w:rStyle w:val="VerbatimChar"/>
+        </w:rPr>
+        <w:t xml:space="preserve">## 216 216  TRUE changepoint</w:t>
+      </w:r>
+      <w:r>
+        <w:br/>
+      </w:r>
+      <w:r>
+        <w:rPr>
+          <w:rStyle w:val="VerbatimChar"/>
+        </w:rPr>
+        <w:t xml:space="preserve">## 217 217  TRUE changepoint</w:t>
+      </w:r>
+      <w:r>
+        <w:br/>
+      </w:r>
+      <w:r>
+        <w:rPr>
+          <w:rStyle w:val="VerbatimChar"/>
+        </w:rPr>
+        <w:t xml:space="preserve">## 218 218  TRUE changepoint</w:t>
+      </w:r>
+      <w:r>
+        <w:br/>
+      </w:r>
+      <w:r>
+        <w:rPr>
+          <w:rStyle w:val="VerbatimChar"/>
+        </w:rPr>
+        <w:t xml:space="preserve">## 219 219  TRUE changepoint</w:t>
+      </w:r>
+      <w:r>
+        <w:br/>
+      </w:r>
+      <w:r>
+        <w:rPr>
+          <w:rStyle w:val="VerbatimChar"/>
+        </w:rPr>
+        <w:t xml:space="preserve">## 220 220  TRUE changepoint</w:t>
+      </w:r>
+      <w:r>
+        <w:br/>
+      </w:r>
+      <w:r>
+        <w:rPr>
+          <w:rStyle w:val="VerbatimChar"/>
+        </w:rPr>
+        <w:t xml:space="preserve">## 221 221  TRUE changepoint</w:t>
+      </w:r>
+      <w:r>
+        <w:br/>
+      </w:r>
+      <w:r>
+        <w:rPr>
+          <w:rStyle w:val="VerbatimChar"/>
+        </w:rPr>
+        <w:t xml:space="preserve">## 222 222  TRUE changepoint</w:t>
+      </w:r>
+      <w:r>
+        <w:br/>
+      </w:r>
+      <w:r>
+        <w:rPr>
+          <w:rStyle w:val="VerbatimChar"/>
+        </w:rPr>
+        <w:t xml:space="preserve">## 223 223  TRUE changepoint</w:t>
+      </w:r>
+      <w:r>
+        <w:br/>
+      </w:r>
+      <w:r>
+        <w:rPr>
+          <w:rStyle w:val="VerbatimChar"/>
+        </w:rPr>
+        <w:t xml:space="preserve">## 224 224  TRUE changepoint</w:t>
+      </w:r>
+      <w:r>
+        <w:br/>
+      </w:r>
+      <w:r>
+        <w:rPr>
+          <w:rStyle w:val="VerbatimChar"/>
+        </w:rPr>
+        <w:t xml:space="preserve">## 225 225  TRUE changepoint</w:t>
+      </w:r>
+      <w:r>
+        <w:br/>
+      </w:r>
+      <w:r>
+        <w:rPr>
+          <w:rStyle w:val="VerbatimChar"/>
+        </w:rPr>
+        <w:t xml:space="preserve">## 226 226  TRUE changepoint</w:t>
+      </w:r>
+      <w:r>
+        <w:br/>
+      </w:r>
+      <w:r>
+        <w:rPr>
+          <w:rStyle w:val="VerbatimChar"/>
+        </w:rPr>
+        <w:t xml:space="preserve">## 227 227  TRUE changepoint</w:t>
+      </w:r>
+      <w:r>
+        <w:br/>
+      </w:r>
+      <w:r>
+        <w:rPr>
+          <w:rStyle w:val="VerbatimChar"/>
+        </w:rPr>
+        <w:t xml:space="preserve">## 228 228  TRUE changepoint</w:t>
+      </w:r>
+      <w:r>
+        <w:br/>
+      </w:r>
+      <w:r>
+        <w:rPr>
+          <w:rStyle w:val="VerbatimChar"/>
+        </w:rPr>
+        <w:t xml:space="preserve">## 229 229  TRUE changepoint</w:t>
+      </w:r>
+      <w:r>
+        <w:br/>
+      </w:r>
+      <w:r>
+        <w:rPr>
+          <w:rStyle w:val="VerbatimChar"/>
+        </w:rPr>
+        <w:t xml:space="preserve">## 230 230  TRUE changepoint</w:t>
+      </w:r>
+      <w:r>
+        <w:br/>
+      </w:r>
+      <w:r>
+        <w:rPr>
+          <w:rStyle w:val="VerbatimChar"/>
+        </w:rPr>
+        <w:t xml:space="preserve">## 231 231  TRUE changepoint</w:t>
+      </w:r>
+      <w:r>
+        <w:br/>
+      </w:r>
+      <w:r>
+        <w:rPr>
+          <w:rStyle w:val="VerbatimChar"/>
+        </w:rPr>
+        <w:t xml:space="preserve">## 232 232  TRUE changepoint</w:t>
+      </w:r>
+      <w:r>
+        <w:br/>
+      </w:r>
+      <w:r>
+        <w:rPr>
+          <w:rStyle w:val="VerbatimChar"/>
+        </w:rPr>
+        <w:t xml:space="preserve">## 233 233  TRUE changepoint</w:t>
+      </w:r>
+      <w:r>
+        <w:br/>
+      </w:r>
+      <w:r>
+        <w:rPr>
+          <w:rStyle w:val="VerbatimChar"/>
+        </w:rPr>
+        <w:t xml:space="preserve">## 234 234  TRUE changepoint</w:t>
+      </w:r>
+      <w:r>
+        <w:br/>
+      </w:r>
+      <w:r>
+        <w:rPr>
+          <w:rStyle w:val="VerbatimChar"/>
+        </w:rPr>
+        <w:t xml:space="preserve">## 235 235  TRUE changepoint</w:t>
+      </w:r>
+      <w:r>
+        <w:br/>
+      </w:r>
+      <w:r>
+        <w:rPr>
+          <w:rStyle w:val="VerbatimChar"/>
+        </w:rPr>
+        <w:t xml:space="preserve">## 236 236  TRUE changepoint</w:t>
+      </w:r>
+      <w:r>
+        <w:br/>
+      </w:r>
+      <w:r>
+        <w:rPr>
+          <w:rStyle w:val="VerbatimChar"/>
+        </w:rPr>
+        <w:t xml:space="preserve">## 237 237  TRUE changepoint</w:t>
+      </w:r>
+      <w:r>
+        <w:br/>
+      </w:r>
+      <w:r>
+        <w:rPr>
+          <w:rStyle w:val="VerbatimChar"/>
+        </w:rPr>
+        <w:t xml:space="preserve">## 238 238  TRUE changepoint</w:t>
+      </w:r>
+      <w:r>
+        <w:br/>
+      </w:r>
+      <w:r>
+        <w:rPr>
+          <w:rStyle w:val="VerbatimChar"/>
+        </w:rPr>
+        <w:t xml:space="preserve">## 239 239  TRUE changepoint</w:t>
+      </w:r>
+      <w:r>
+        <w:br/>
+      </w:r>
+      <w:r>
+        <w:rPr>
+          <w:rStyle w:val="VerbatimChar"/>
+        </w:rPr>
+        <w:t xml:space="preserve">## 240 240  TRUE changepoint</w:t>
+      </w:r>
+      <w:r>
+        <w:br/>
+      </w:r>
+      <w:r>
+        <w:rPr>
+          <w:rStyle w:val="VerbatimChar"/>
+        </w:rPr>
+        <w:t xml:space="preserve">## 241 241  TRUE changepoint</w:t>
+      </w:r>
+      <w:r>
+        <w:br/>
+      </w:r>
+      <w:r>
+        <w:rPr>
+          <w:rStyle w:val="VerbatimChar"/>
+        </w:rPr>
+        <w:t xml:space="preserve">## 242 242  TRUE changepoint</w:t>
+      </w:r>
+      <w:r>
+        <w:br/>
+      </w:r>
+      <w:r>
+        <w:rPr>
+          <w:rStyle w:val="VerbatimChar"/>
+        </w:rPr>
+        <w:t xml:space="preserve">## 243 243  TRUE changepoint</w:t>
+      </w:r>
+      <w:r>
+        <w:br/>
+      </w:r>
+      <w:r>
+        <w:rPr>
+          <w:rStyle w:val="VerbatimChar"/>
+        </w:rPr>
+        <w:t xml:space="preserve">## 244 244  TRUE changepoint</w:t>
+      </w:r>
+      <w:r>
+        <w:br/>
+      </w:r>
+      <w:r>
+        <w:rPr>
+          <w:rStyle w:val="VerbatimChar"/>
+        </w:rPr>
+        <w:t xml:space="preserve">## 245 245  TRUE changepoint</w:t>
+      </w:r>
+      <w:r>
+        <w:br/>
+      </w:r>
+      <w:r>
+        <w:rPr>
+          <w:rStyle w:val="VerbatimChar"/>
+        </w:rPr>
+        <w:t xml:space="preserve">## 246 246  TRUE changepoint</w:t>
+      </w:r>
+      <w:r>
+        <w:br/>
+      </w:r>
+      <w:r>
+        <w:rPr>
+          <w:rStyle w:val="VerbatimChar"/>
+        </w:rPr>
+        <w:t xml:space="preserve">## 247 247  TRUE changepoint</w:t>
+      </w:r>
+      <w:r>
+        <w:br/>
+      </w:r>
+      <w:r>
+        <w:rPr>
+          <w:rStyle w:val="VerbatimChar"/>
+        </w:rPr>
+        <w:t xml:space="preserve">## 248 248  TRUE changepoint</w:t>
+      </w:r>
+      <w:r>
+        <w:br/>
+      </w:r>
+      <w:r>
+        <w:rPr>
+          <w:rStyle w:val="VerbatimChar"/>
+        </w:rPr>
+        <w:t xml:space="preserve">## 249 249  TRUE changepoint</w:t>
+      </w:r>
+      <w:r>
+        <w:br/>
+      </w:r>
+      <w:r>
+        <w:rPr>
+          <w:rStyle w:val="VerbatimChar"/>
+        </w:rPr>
+        <w:t xml:space="preserve">## 250 250  TRUE changepoint</w:t>
+      </w:r>
+      <w:r>
+        <w:br/>
+      </w:r>
+      <w:r>
+        <w:rPr>
+          <w:rStyle w:val="VerbatimChar"/>
+        </w:rPr>
+        <w:t xml:space="preserve">## 251 251  TRUE changepoint</w:t>
+      </w:r>
+      <w:r>
+        <w:br/>
+      </w:r>
+      <w:r>
+        <w:rPr>
+          <w:rStyle w:val="VerbatimChar"/>
+        </w:rPr>
+        <w:t xml:space="preserve">## 252 252  TRUE changepoint</w:t>
+      </w:r>
+      <w:r>
+        <w:br/>
+      </w:r>
+      <w:r>
+        <w:rPr>
+          <w:rStyle w:val="VerbatimChar"/>
+        </w:rPr>
+        <w:t xml:space="preserve">## 253 253  TRUE changepoint</w:t>
+      </w:r>
+      <w:r>
+        <w:br/>
+      </w:r>
+      <w:r>
+        <w:rPr>
+          <w:rStyle w:val="VerbatimChar"/>
+        </w:rPr>
+        <w:t xml:space="preserve">## 254 254  TRUE changepoint</w:t>
+      </w:r>
+      <w:r>
+        <w:br/>
+      </w:r>
+      <w:r>
+        <w:rPr>
+          <w:rStyle w:val="VerbatimChar"/>
+        </w:rPr>
+        <w:t xml:space="preserve">## 255 255  TRUE changepoint</w:t>
+      </w:r>
+      <w:r>
+        <w:br/>
+      </w:r>
+      <w:r>
+        <w:rPr>
+          <w:rStyle w:val="VerbatimChar"/>
+        </w:rPr>
+        <w:t xml:space="preserve">## 256 256  TRUE changepoint</w:t>
+      </w:r>
+      <w:r>
+        <w:br/>
+      </w:r>
+      <w:r>
+        <w:rPr>
+          <w:rStyle w:val="VerbatimChar"/>
+        </w:rPr>
+        <w:t xml:space="preserve">## 257 257  TRUE changepoint</w:t>
+      </w:r>
+      <w:r>
+        <w:br/>
+      </w:r>
+      <w:r>
+        <w:rPr>
+          <w:rStyle w:val="VerbatimChar"/>
+        </w:rPr>
+        <w:t xml:space="preserve">## 258 258  TRUE changepoint</w:t>
+      </w:r>
+      <w:r>
+        <w:br/>
+      </w:r>
+      <w:r>
+        <w:rPr>
+          <w:rStyle w:val="VerbatimChar"/>
+        </w:rPr>
+        <w:t xml:space="preserve">## 259 259  TRUE changepoint</w:t>
+      </w:r>
+      <w:r>
+        <w:br/>
+      </w:r>
+      <w:r>
+        <w:rPr>
+          <w:rStyle w:val="VerbatimChar"/>
+        </w:rPr>
+        <w:t xml:space="preserve">## 260 260  TRUE changepoint</w:t>
+      </w:r>
+      <w:r>
+        <w:br/>
+      </w:r>
+      <w:r>
+        <w:rPr>
+          <w:rStyle w:val="VerbatimChar"/>
+        </w:rPr>
+        <w:t xml:space="preserve">## 261 261  TRUE changepoint</w:t>
+      </w:r>
+      <w:r>
+        <w:br/>
+      </w:r>
+      <w:r>
+        <w:rPr>
+          <w:rStyle w:val="VerbatimChar"/>
+        </w:rPr>
+        <w:t xml:space="preserve">## 262 262  TRUE changepoint</w:t>
+      </w:r>
+      <w:r>
+        <w:br/>
+      </w:r>
+      <w:r>
+        <w:rPr>
+          <w:rStyle w:val="VerbatimChar"/>
+        </w:rPr>
+        <w:t xml:space="preserve">## 263 263  TRUE changepoint</w:t>
+      </w:r>
+      <w:r>
+        <w:br/>
+      </w:r>
+      <w:r>
+        <w:rPr>
+          <w:rStyle w:val="VerbatimChar"/>
+        </w:rPr>
+        <w:t xml:space="preserve">## 265 265  TRUE changepoint</w:t>
+      </w:r>
+      <w:r>
+        <w:br/>
+      </w:r>
+      <w:r>
+        <w:rPr>
+          <w:rStyle w:val="VerbatimChar"/>
+        </w:rPr>
+        <w:t xml:space="preserve">## 270 270  TRUE changepoint</w:t>
+      </w:r>
+      <w:r>
+        <w:br/>
+      </w:r>
+      <w:r>
+        <w:rPr>
+          <w:rStyle w:val="VerbatimChar"/>
+        </w:rPr>
+        <w:t xml:space="preserve">## 271 271  TRUE changepoint</w:t>
+      </w:r>
+      <w:r>
+        <w:br/>
+      </w:r>
+      <w:r>
+        <w:rPr>
+          <w:rStyle w:val="VerbatimChar"/>
+        </w:rPr>
+        <w:t xml:space="preserve">## 318 318  TRUE changepoint</w:t>
+      </w:r>
+      <w:r>
+        <w:br/>
+      </w:r>
+      <w:r>
+        <w:rPr>
+          <w:rStyle w:val="VerbatimChar"/>
+        </w:rPr>
+        <w:t xml:space="preserve">## 320 320  TRUE changepoint</w:t>
+      </w:r>
+      <w:r>
+        <w:br/>
+      </w:r>
+      <w:r>
+        <w:rPr>
+          <w:rStyle w:val="VerbatimChar"/>
+        </w:rPr>
+        <w:t xml:space="preserve">## 321 321  TRUE changepoint</w:t>
+      </w:r>
+      <w:r>
+        <w:br/>
+      </w:r>
+      <w:r>
+        <w:rPr>
+          <w:rStyle w:val="VerbatimChar"/>
+        </w:rPr>
+        <w:t xml:space="preserve">## 322 322  TRUE changepoint</w:t>
+      </w:r>
+      <w:r>
+        <w:br/>
+      </w:r>
+      <w:r>
+        <w:rPr>
+          <w:rStyle w:val="VerbatimChar"/>
+        </w:rPr>
+        <w:t xml:space="preserve">## 323 323  TRUE changepoint</w:t>
+      </w:r>
+      <w:r>
+        <w:br/>
+      </w:r>
+      <w:r>
+        <w:rPr>
+          <w:rStyle w:val="VerbatimChar"/>
+        </w:rPr>
+        <w:t xml:space="preserve">## 324 324  TRUE changepoint</w:t>
+      </w:r>
+      <w:r>
+        <w:br/>
+      </w:r>
+      <w:r>
+        <w:rPr>
+          <w:rStyle w:val="VerbatimChar"/>
+        </w:rPr>
+        <w:t xml:space="preserve">## 325 325  TRUE changepoint</w:t>
+      </w:r>
+      <w:r>
+        <w:br/>
+      </w:r>
+      <w:r>
+        <w:rPr>
+          <w:rStyle w:val="VerbatimChar"/>
+        </w:rPr>
+        <w:t xml:space="preserve">## 326 326  TRUE changepoint</w:t>
+      </w:r>
+      <w:r>
+        <w:br/>
+      </w:r>
+      <w:r>
+        <w:rPr>
+          <w:rStyle w:val="VerbatimChar"/>
+        </w:rPr>
+        <w:t xml:space="preserve">## 327 327  TRUE changepoint</w:t>
+      </w:r>
+      <w:r>
+        <w:br/>
+      </w:r>
+      <w:r>
+        <w:rPr>
+          <w:rStyle w:val="VerbatimChar"/>
+        </w:rPr>
+        <w:t xml:space="preserve">## 328 328  TRUE changepoint</w:t>
+      </w:r>
+      <w:r>
+        <w:br/>
+      </w:r>
+      <w:r>
+        <w:rPr>
+          <w:rStyle w:val="VerbatimChar"/>
+        </w:rPr>
+        <w:t xml:space="preserve">## 329 329  TRUE changepoint</w:t>
+      </w:r>
+      <w:r>
+        <w:br/>
+      </w:r>
+      <w:r>
+        <w:rPr>
+          <w:rStyle w:val="VerbatimChar"/>
+        </w:rPr>
+        <w:t xml:space="preserve">## 330 330  TRUE changepoint</w:t>
+      </w:r>
+      <w:r>
+        <w:br/>
+      </w:r>
+      <w:r>
+        <w:rPr>
+          <w:rStyle w:val="VerbatimChar"/>
+        </w:rPr>
+        <w:t xml:space="preserve">## 331 331  TRUE changepoint</w:t>
+      </w:r>
+      <w:r>
+        <w:br/>
+      </w:r>
+      <w:r>
+        <w:rPr>
+          <w:rStyle w:val="VerbatimChar"/>
+        </w:rPr>
+        <w:t xml:space="preserve">## 332 332  TRUE changepoint</w:t>
+      </w:r>
+      <w:r>
+        <w:br/>
+      </w:r>
+      <w:r>
+        <w:rPr>
+          <w:rStyle w:val="VerbatimChar"/>
+        </w:rPr>
+        <w:t xml:space="preserve">## 333 333  TRUE changepoint</w:t>
+      </w:r>
+      <w:r>
+        <w:br/>
+      </w:r>
+      <w:r>
+        <w:rPr>
+          <w:rStyle w:val="VerbatimChar"/>
+        </w:rPr>
+        <w:t xml:space="preserve">## 334 334  TRUE changepoint</w:t>
+      </w:r>
+      <w:r>
+        <w:br/>
+      </w:r>
+      <w:r>
+        <w:rPr>
+          <w:rStyle w:val="VerbatimChar"/>
+        </w:rPr>
+        <w:t xml:space="preserve">## 335 335  TRUE changepoint</w:t>
+      </w:r>
+      <w:r>
+        <w:br/>
+      </w:r>
+      <w:r>
+        <w:rPr>
+          <w:rStyle w:val="VerbatimChar"/>
+        </w:rPr>
+        <w:t xml:space="preserve">## 336 336  TRUE changepoint</w:t>
+      </w:r>
+      <w:r>
+        <w:br/>
+      </w:r>
+      <w:r>
+        <w:rPr>
+          <w:rStyle w:val="VerbatimChar"/>
+        </w:rPr>
+        <w:t xml:space="preserve">## 337 337  TRUE changepoint</w:t>
+      </w:r>
+      <w:r>
+        <w:br/>
+      </w:r>
+      <w:r>
+        <w:rPr>
+          <w:rStyle w:val="VerbatimChar"/>
+        </w:rPr>
+        <w:t xml:space="preserve">## 338 338  TRUE changepoint</w:t>
+      </w:r>
+      <w:r>
+        <w:br/>
+      </w:r>
+      <w:r>
+        <w:rPr>
+          <w:rStyle w:val="VerbatimChar"/>
+        </w:rPr>
+        <w:t xml:space="preserve">## 339 339  TRUE changepoint</w:t>
+      </w:r>
+      <w:r>
+        <w:br/>
+      </w:r>
+      <w:r>
+        <w:rPr>
+          <w:rStyle w:val="VerbatimChar"/>
+        </w:rPr>
+        <w:t xml:space="preserve">## 340 340  TRUE changepoint</w:t>
+      </w:r>
+      <w:r>
+        <w:br/>
+      </w:r>
+      <w:r>
+        <w:rPr>
+          <w:rStyle w:val="VerbatimChar"/>
+        </w:rPr>
+        <w:t xml:space="preserve">## 341 341  TRUE changepoint</w:t>
+      </w:r>
+      <w:r>
+        <w:br/>
+      </w:r>
+      <w:r>
+        <w:rPr>
+          <w:rStyle w:val="VerbatimChar"/>
+        </w:rPr>
+        <w:t xml:space="preserve">## 342 342  TRUE changepoint</w:t>
+      </w:r>
+      <w:r>
+        <w:br/>
+      </w:r>
+      <w:r>
+        <w:rPr>
+          <w:rStyle w:val="VerbatimChar"/>
+        </w:rPr>
+        <w:t xml:space="preserve">## 343 343  TRUE changepoint</w:t>
+      </w:r>
+      <w:r>
+        <w:br/>
+      </w:r>
+      <w:r>
+        <w:rPr>
+          <w:rStyle w:val="VerbatimChar"/>
+        </w:rPr>
+        <w:t xml:space="preserve">## 344 344  TRUE changepoint</w:t>
+      </w:r>
+      <w:r>
+        <w:br/>
+      </w:r>
+      <w:r>
+        <w:rPr>
+          <w:rStyle w:val="VerbatimChar"/>
+        </w:rPr>
+        <w:t xml:space="preserve">## 345 345  TRUE changepoint</w:t>
+      </w:r>
+      <w:r>
+        <w:br/>
+      </w:r>
+      <w:r>
+        <w:rPr>
+          <w:rStyle w:val="VerbatimChar"/>
+        </w:rPr>
+        <w:t xml:space="preserve">## 346 346  TRUE changepoint</w:t>
+      </w:r>
+      <w:r>
+        <w:br/>
+      </w:r>
+      <w:r>
+        <w:rPr>
+          <w:rStyle w:val="VerbatimChar"/>
+        </w:rPr>
+        <w:t xml:space="preserve">## 347 347  TRUE changepoint</w:t>
+      </w:r>
+      <w:r>
+        <w:br/>
+      </w:r>
+      <w:r>
+        <w:rPr>
+          <w:rStyle w:val="VerbatimChar"/>
+        </w:rPr>
+        <w:t xml:space="preserve">## 348 348  TRUE changepoint</w:t>
+      </w:r>
+      <w:r>
+        <w:br/>
+      </w:r>
+      <w:r>
+        <w:rPr>
+          <w:rStyle w:val="VerbatimChar"/>
+        </w:rPr>
+        <w:t xml:space="preserve">## 349 349  TRUE changepoint</w:t>
+      </w:r>
+      <w:r>
+        <w:br/>
+      </w:r>
+      <w:r>
+        <w:rPr>
+          <w:rStyle w:val="VerbatimChar"/>
+        </w:rPr>
+        <w:t xml:space="preserve">## 350 350  TRUE changepoint</w:t>
+      </w:r>
+      <w:r>
+        <w:br/>
+      </w:r>
+      <w:r>
+        <w:rPr>
+          <w:rStyle w:val="VerbatimChar"/>
+        </w:rPr>
+        <w:t xml:space="preserve">## 351 351  TRUE changepoint</w:t>
+      </w:r>
+      <w:r>
+        <w:br/>
+      </w:r>
+      <w:r>
+        <w:rPr>
+          <w:rStyle w:val="VerbatimChar"/>
+        </w:rPr>
+        <w:t xml:space="preserve">## 352 352  TRUE changepoint</w:t>
+      </w:r>
+      <w:r>
+        <w:br/>
+      </w:r>
+      <w:r>
+        <w:rPr>
+          <w:rStyle w:val="VerbatimChar"/>
+        </w:rPr>
+        <w:t xml:space="preserve">## 353 353  TRUE changepoint</w:t>
+      </w:r>
+      <w:r>
+        <w:br/>
+      </w:r>
+      <w:r>
+        <w:rPr>
+          <w:rStyle w:val="VerbatimChar"/>
+        </w:rPr>
+        <w:t xml:space="preserve">## 354 354  TRUE changepoint</w:t>
+      </w:r>
+      <w:r>
+        <w:br/>
+      </w:r>
+      <w:r>
+        <w:rPr>
+          <w:rStyle w:val="VerbatimChar"/>
+        </w:rPr>
+        <w:t xml:space="preserve">## 355 355  TRUE changepoint</w:t>
+      </w:r>
+      <w:r>
+        <w:br/>
+      </w:r>
+      <w:r>
+        <w:rPr>
+          <w:rStyle w:val="VerbatimChar"/>
+        </w:rPr>
+        <w:t xml:space="preserve">## 356 356  TRUE changepoint</w:t>
+      </w:r>
+      <w:r>
+        <w:br/>
+      </w:r>
+      <w:r>
+        <w:rPr>
+          <w:rStyle w:val="VerbatimChar"/>
+        </w:rPr>
+        <w:t xml:space="preserve">## 357 357  TRUE changepoint</w:t>
+      </w:r>
+      <w:r>
+        <w:br/>
+      </w:r>
+      <w:r>
+        <w:rPr>
+          <w:rStyle w:val="VerbatimChar"/>
+        </w:rPr>
+        <w:t xml:space="preserve">## 358 358  TRUE changepoint</w:t>
+      </w:r>
+      <w:r>
+        <w:br/>
+      </w:r>
+      <w:r>
+        <w:rPr>
+          <w:rStyle w:val="VerbatimChar"/>
+        </w:rPr>
+        <w:t xml:space="preserve">## 359 359  TRUE changepoint</w:t>
+      </w:r>
+      <w:r>
+        <w:br/>
+      </w:r>
+      <w:r>
+        <w:rPr>
+          <w:rStyle w:val="VerbatimChar"/>
+        </w:rPr>
+        <w:t xml:space="preserve">## 360 360  TRUE changepoint</w:t>
+      </w:r>
+      <w:r>
+        <w:br/>
+      </w:r>
+      <w:r>
+        <w:rPr>
+          <w:rStyle w:val="VerbatimChar"/>
+        </w:rPr>
+        <w:t xml:space="preserve">## 361 361  TRUE changepoint</w:t>
+      </w:r>
+      <w:r>
+        <w:br/>
+      </w:r>
+      <w:r>
+        <w:rPr>
+          <w:rStyle w:val="VerbatimChar"/>
+        </w:rPr>
+        <w:t xml:space="preserve">## 362 362  TRUE changepoint</w:t>
+      </w:r>
+      <w:r>
+        <w:br/>
+      </w:r>
+      <w:r>
+        <w:rPr>
+          <w:rStyle w:val="VerbatimChar"/>
+        </w:rPr>
+        <w:t xml:space="preserve">## 363 363  TRUE changepoint</w:t>
+      </w:r>
+      <w:r>
+        <w:br/>
+      </w:r>
+      <w:r>
+        <w:rPr>
+          <w:rStyle w:val="VerbatimChar"/>
+        </w:rPr>
+        <w:t xml:space="preserve">## 364 364  TRUE changepoint</w:t>
+      </w:r>
+      <w:r>
+        <w:br/>
+      </w:r>
+      <w:r>
+        <w:rPr>
+          <w:rStyle w:val="VerbatimChar"/>
+        </w:rPr>
+        <w:t xml:space="preserve">## 365 365  TRUE changepoint</w:t>
+      </w:r>
+      <w:r>
+        <w:br/>
+      </w:r>
+      <w:r>
+        <w:rPr>
+          <w:rStyle w:val="VerbatimChar"/>
+        </w:rPr>
+        <w:t xml:space="preserve">## 366 366  TRUE changepoint</w:t>
+      </w:r>
+      <w:r>
+        <w:br/>
+      </w:r>
+      <w:r>
+        <w:rPr>
+          <w:rStyle w:val="VerbatimChar"/>
+        </w:rPr>
+        <w:t xml:space="preserve">## 367 367  TRUE changepoint</w:t>
+      </w:r>
+      <w:r>
+        <w:br/>
+      </w:r>
+      <w:r>
+        <w:rPr>
+          <w:rStyle w:val="VerbatimChar"/>
+        </w:rPr>
+        <w:t xml:space="preserve">## 368 368  TRUE changepoint</w:t>
+      </w:r>
+      <w:r>
+        <w:br/>
+      </w:r>
+      <w:r>
+        <w:rPr>
+          <w:rStyle w:val="VerbatimChar"/>
+        </w:rPr>
+        <w:t xml:space="preserve">## 369 369  TRUE changepoint</w:t>
+      </w:r>
+      <w:r>
+        <w:br/>
+      </w:r>
+      <w:r>
+        <w:rPr>
+          <w:rStyle w:val="VerbatimChar"/>
+        </w:rPr>
+        <w:t xml:space="preserve">## 370 370  TRUE changepoint</w:t>
+      </w:r>
+      <w:r>
+        <w:br/>
+      </w:r>
+      <w:r>
+        <w:rPr>
+          <w:rStyle w:val="VerbatimChar"/>
+        </w:rPr>
+        <w:t xml:space="preserve">## 371 371  TRUE changepoint</w:t>
+      </w:r>
+      <w:r>
+        <w:br/>
+      </w:r>
+      <w:r>
+        <w:rPr>
+          <w:rStyle w:val="VerbatimChar"/>
+        </w:rPr>
+        <w:t xml:space="preserve">## 372 372  TRUE changepoint</w:t>
+      </w:r>
+      <w:r>
+        <w:br/>
+      </w:r>
+      <w:r>
+        <w:rPr>
+          <w:rStyle w:val="VerbatimChar"/>
+        </w:rPr>
+        <w:t xml:space="preserve">## 373 373  TRUE changepoint</w:t>
+      </w:r>
+      <w:r>
+        <w:br/>
+      </w:r>
+      <w:r>
+        <w:rPr>
+          <w:rStyle w:val="VerbatimChar"/>
+        </w:rPr>
+        <w:t xml:space="preserve">## 374 374  TRUE changepoint</w:t>
+      </w:r>
+      <w:r>
+        <w:br/>
+      </w:r>
+      <w:r>
+        <w:rPr>
+          <w:rStyle w:val="VerbatimChar"/>
+        </w:rPr>
+        <w:t xml:space="preserve">## 375 375  TRUE changepoint</w:t>
+      </w:r>
+      <w:r>
+        <w:br/>
+      </w:r>
+      <w:r>
+        <w:rPr>
+          <w:rStyle w:val="VerbatimChar"/>
+        </w:rPr>
+        <w:t xml:space="preserve">## 376 376  TRUE changepoint</w:t>
+      </w:r>
+      <w:r>
+        <w:br/>
+      </w:r>
+      <w:r>
+        <w:rPr>
+          <w:rStyle w:val="VerbatimChar"/>
+        </w:rPr>
+        <w:t xml:space="preserve">## 377 377  TRUE changepoint</w:t>
+      </w:r>
+      <w:r>
+        <w:br/>
+      </w:r>
+      <w:r>
+        <w:rPr>
+          <w:rStyle w:val="VerbatimChar"/>
+        </w:rPr>
+        <w:t xml:space="preserve">## 378 378  TRUE changepoint</w:t>
+      </w:r>
+      <w:r>
+        <w:br/>
+      </w:r>
+      <w:r>
+        <w:rPr>
+          <w:rStyle w:val="VerbatimChar"/>
+        </w:rPr>
+        <w:t xml:space="preserve">## 379 379  TRUE changepoint</w:t>
+      </w:r>
+      <w:r>
+        <w:br/>
+      </w:r>
+      <w:r>
+        <w:rPr>
+          <w:rStyle w:val="VerbatimChar"/>
+        </w:rPr>
+        <w:t xml:space="preserve">## 380 380  TRUE changepoint</w:t>
+      </w:r>
+      <w:r>
+        <w:br/>
+      </w:r>
+      <w:r>
+        <w:rPr>
+          <w:rStyle w:val="VerbatimChar"/>
+        </w:rPr>
+        <w:t xml:space="preserve">## 381 381  TRUE changepoint</w:t>
+      </w:r>
+      <w:r>
+        <w:br/>
+      </w:r>
+      <w:r>
+        <w:rPr>
+          <w:rStyle w:val="VerbatimChar"/>
+        </w:rPr>
+        <w:t xml:space="preserve">## 382 382  TRUE changepoint</w:t>
+      </w:r>
+      <w:r>
+        <w:br/>
+      </w:r>
+      <w:r>
+        <w:rPr>
+          <w:rStyle w:val="VerbatimChar"/>
+        </w:rPr>
+        <w:t xml:space="preserve">## 383 383  TRUE changepoint</w:t>
+      </w:r>
+      <w:r>
+        <w:br/>
+      </w:r>
+      <w:r>
+        <w:rPr>
+          <w:rStyle w:val="VerbatimChar"/>
+        </w:rPr>
+        <w:t xml:space="preserve">## 384 384  TRUE changepoint</w:t>
+      </w:r>
+      <w:r>
+        <w:br/>
+      </w:r>
+      <w:r>
+        <w:rPr>
+          <w:rStyle w:val="VerbatimChar"/>
+        </w:rPr>
+        <w:t xml:space="preserve">## 385 385  TRUE changepoint</w:t>
+      </w:r>
+      <w:r>
+        <w:br/>
+      </w:r>
+      <w:r>
+        <w:rPr>
+          <w:rStyle w:val="VerbatimChar"/>
+        </w:rPr>
+        <w:t xml:space="preserve">## 386 386  TRUE changepoint</w:t>
+      </w:r>
+      <w:r>
+        <w:br/>
+      </w:r>
+      <w:r>
+        <w:rPr>
+          <w:rStyle w:val="VerbatimChar"/>
+        </w:rPr>
+        <w:t xml:space="preserve">## 387 387  TRUE changepoint</w:t>
+      </w:r>
+      <w:r>
+        <w:br/>
+      </w:r>
+      <w:r>
+        <w:rPr>
+          <w:rStyle w:val="VerbatimChar"/>
+        </w:rPr>
+        <w:t xml:space="preserve">## 388 388  TRUE changepoint</w:t>
+      </w:r>
+      <w:r>
+        <w:br/>
+      </w:r>
+      <w:r>
+        <w:rPr>
+          <w:rStyle w:val="VerbatimChar"/>
+        </w:rPr>
+        <w:t xml:space="preserve">## 389 389  TRUE changepoint</w:t>
+      </w:r>
+      <w:r>
+        <w:br/>
+      </w:r>
+      <w:r>
+        <w:rPr>
+          <w:rStyle w:val="VerbatimChar"/>
+        </w:rPr>
+        <w:t xml:space="preserve">## 390 390  TRUE changepoint</w:t>
+      </w:r>
+      <w:r>
+        <w:br/>
+      </w:r>
+      <w:r>
+        <w:rPr>
+          <w:rStyle w:val="VerbatimChar"/>
+        </w:rPr>
+        <w:t xml:space="preserve">## 391 391  TRUE changepoint</w:t>
+      </w:r>
+      <w:r>
+        <w:br/>
+      </w:r>
+      <w:r>
+        <w:rPr>
+          <w:rStyle w:val="VerbatimChar"/>
+        </w:rPr>
+        <w:t xml:space="preserve">## 392 392  TRUE changepoint</w:t>
+      </w:r>
+      <w:r>
+        <w:br/>
+      </w:r>
+      <w:r>
+        <w:rPr>
+          <w:rStyle w:val="VerbatimChar"/>
+        </w:rPr>
+        <w:t xml:space="preserve">## 393 393  TRUE changepoint</w:t>
+      </w:r>
+      <w:r>
+        <w:br/>
+      </w:r>
+      <w:r>
+        <w:rPr>
+          <w:rStyle w:val="VerbatimChar"/>
+        </w:rPr>
+        <w:t xml:space="preserve">## 394 394  TRUE changepoint</w:t>
+      </w:r>
+      <w:r>
+        <w:br/>
+      </w:r>
+      <w:r>
+        <w:rPr>
+          <w:rStyle w:val="VerbatimChar"/>
+        </w:rPr>
+        <w:t xml:space="preserve">## 395 395  TRUE changepoint</w:t>
+      </w:r>
+      <w:r>
+        <w:br/>
+      </w:r>
+      <w:r>
+        <w:rPr>
+          <w:rStyle w:val="VerbatimChar"/>
+        </w:rPr>
+        <w:t xml:space="preserve">## 396 396  TRUE changepoint</w:t>
+      </w:r>
+      <w:r>
+        <w:br/>
+      </w:r>
+      <w:r>
+        <w:rPr>
+          <w:rStyle w:val="VerbatimChar"/>
+        </w:rPr>
+        <w:t xml:space="preserve">## 397 397  TRUE changepoint</w:t>
+      </w:r>
+      <w:r>
+        <w:br/>
+      </w:r>
+      <w:r>
+        <w:rPr>
+          <w:rStyle w:val="VerbatimChar"/>
+        </w:rPr>
+        <w:t xml:space="preserve">## 398 398  TRUE changepoint</w:t>
+      </w:r>
+      <w:r>
+        <w:br/>
+      </w:r>
+      <w:r>
+        <w:rPr>
+          <w:rStyle w:val="VerbatimChar"/>
+        </w:rPr>
+        <w:t xml:space="preserve">## 399 399  TRUE changepoint</w:t>
+      </w:r>
+      <w:r>
+        <w:br/>
+      </w:r>
+      <w:r>
+        <w:rPr>
+          <w:rStyle w:val="VerbatimChar"/>
+        </w:rPr>
+        <w:t xml:space="preserve">## 400 400  TRUE changepoint</w:t>
+      </w:r>
+      <w:r>
+        <w:br/>
+      </w:r>
+      <w:r>
+        <w:rPr>
+          <w:rStyle w:val="VerbatimChar"/>
+        </w:rPr>
+        <w:t xml:space="preserve">## 401 401  TRUE changepoint</w:t>
+      </w:r>
+      <w:r>
+        <w:br/>
+      </w:r>
+      <w:r>
+        <w:rPr>
+          <w:rStyle w:val="VerbatimChar"/>
+        </w:rPr>
+        <w:t xml:space="preserve">## 402 402  TRUE changepoint</w:t>
+      </w:r>
+      <w:r>
+        <w:br/>
+      </w:r>
+      <w:r>
+        <w:rPr>
+          <w:rStyle w:val="VerbatimChar"/>
+        </w:rPr>
+        <w:t xml:space="preserve">## 403 403  TRUE changepoint</w:t>
+      </w:r>
+      <w:r>
+        <w:br/>
+      </w:r>
+      <w:r>
+        <w:rPr>
+          <w:rStyle w:val="VerbatimChar"/>
+        </w:rPr>
+        <w:t xml:space="preserve">## 404 404  TRUE changepoint</w:t>
+      </w:r>
+      <w:r>
+        <w:br/>
+      </w:r>
+      <w:r>
+        <w:rPr>
+          <w:rStyle w:val="VerbatimChar"/>
+        </w:rPr>
+        <w:t xml:space="preserve">## 405 405  TRUE changepoint</w:t>
+      </w:r>
+      <w:r>
+        <w:br/>
+      </w:r>
+      <w:r>
+        <w:rPr>
+          <w:rStyle w:val="VerbatimChar"/>
+        </w:rPr>
+        <w:t xml:space="preserve">## 406 406  TRUE changepoint</w:t>
+      </w:r>
+      <w:r>
+        <w:br/>
+      </w:r>
+      <w:r>
+        <w:rPr>
+          <w:rStyle w:val="VerbatimChar"/>
+        </w:rPr>
+        <w:t xml:space="preserve">## 407 407  TRUE changepoint</w:t>
+      </w:r>
+      <w:r>
+        <w:br/>
+      </w:r>
+      <w:r>
+        <w:rPr>
+          <w:rStyle w:val="VerbatimChar"/>
+        </w:rPr>
+        <w:t xml:space="preserve">## 408 408  TRUE changepoint</w:t>
+      </w:r>
+      <w:r>
+        <w:br/>
+      </w:r>
+      <w:r>
+        <w:rPr>
+          <w:rStyle w:val="VerbatimChar"/>
+        </w:rPr>
+        <w:t xml:space="preserve">## 409 409  TRUE changepoint</w:t>
+      </w:r>
+      <w:r>
+        <w:br/>
+      </w:r>
+      <w:r>
+        <w:rPr>
+          <w:rStyle w:val="VerbatimChar"/>
+        </w:rPr>
+        <w:t xml:space="preserve">## 410 410  TRUE changepoint</w:t>
+      </w:r>
+      <w:r>
+        <w:br/>
+      </w:r>
+      <w:r>
+        <w:rPr>
+          <w:rStyle w:val="VerbatimChar"/>
+        </w:rPr>
+        <w:t xml:space="preserve">## 411 411  TRUE changepoint</w:t>
+      </w:r>
+      <w:r>
+        <w:br/>
+      </w:r>
+      <w:r>
+        <w:rPr>
+          <w:rStyle w:val="VerbatimChar"/>
+        </w:rPr>
+        <w:t xml:space="preserve">## 412 412  TRUE changepoint</w:t>
+      </w:r>
+      <w:r>
+        <w:br/>
+      </w:r>
+      <w:r>
+        <w:rPr>
+          <w:rStyle w:val="VerbatimChar"/>
+        </w:rPr>
+        <w:t xml:space="preserve">## 413 413  TRUE changepoint</w:t>
+      </w:r>
+      <w:r>
+        <w:br/>
+      </w:r>
+      <w:r>
+        <w:rPr>
+          <w:rStyle w:val="VerbatimChar"/>
+        </w:rPr>
+        <w:t xml:space="preserve">## 414 414  TRUE changepoint</w:t>
+      </w:r>
+      <w:r>
+        <w:br/>
+      </w:r>
+      <w:r>
+        <w:rPr>
+          <w:rStyle w:val="VerbatimChar"/>
+        </w:rPr>
+        <w:t xml:space="preserve">## 415 415  TRUE changepoint</w:t>
+      </w:r>
+      <w:r>
+        <w:br/>
+      </w:r>
+      <w:r>
+        <w:rPr>
+          <w:rStyle w:val="VerbatimChar"/>
+        </w:rPr>
+        <w:t xml:space="preserve">## 416 416  TRUE changepoint</w:t>
+      </w:r>
+      <w:r>
+        <w:br/>
+      </w:r>
+      <w:r>
+        <w:rPr>
+          <w:rStyle w:val="VerbatimChar"/>
+        </w:rPr>
+        <w:t xml:space="preserve">## 417 417  TRUE changepoint</w:t>
+      </w:r>
+      <w:r>
+        <w:br/>
+      </w:r>
+      <w:r>
+        <w:rPr>
+          <w:rStyle w:val="VerbatimChar"/>
+        </w:rPr>
+        <w:t xml:space="preserve">## 418 418  TRUE changepoint</w:t>
+      </w:r>
+      <w:r>
+        <w:br/>
+      </w:r>
+      <w:r>
+        <w:rPr>
+          <w:rStyle w:val="VerbatimChar"/>
+        </w:rPr>
+        <w:t xml:space="preserve">## 419 419  TRUE changepoint</w:t>
+      </w:r>
+      <w:r>
+        <w:br/>
+      </w:r>
+      <w:r>
+        <w:rPr>
+          <w:rStyle w:val="VerbatimChar"/>
+        </w:rPr>
+        <w:t xml:space="preserve">## 420 420  TRUE changepoint</w:t>
+      </w:r>
+      <w:r>
+        <w:br/>
+      </w:r>
+      <w:r>
+        <w:rPr>
+          <w:rStyle w:val="VerbatimChar"/>
+        </w:rPr>
+        <w:t xml:space="preserve">## 421 421  TRUE changepoint</w:t>
+      </w:r>
+      <w:r>
+        <w:br/>
+      </w:r>
+      <w:r>
+        <w:rPr>
+          <w:rStyle w:val="VerbatimChar"/>
+        </w:rPr>
+        <w:t xml:space="preserve">## 422 422  TRUE changepoint</w:t>
+      </w:r>
+      <w:r>
+        <w:br/>
+      </w:r>
+      <w:r>
+        <w:rPr>
+          <w:rStyle w:val="VerbatimChar"/>
+        </w:rPr>
+        <w:t xml:space="preserve">## 423 423  TRUE changepoint</w:t>
+      </w:r>
+      <w:r>
+        <w:br/>
+      </w:r>
+      <w:r>
+        <w:rPr>
+          <w:rStyle w:val="VerbatimChar"/>
+        </w:rPr>
+        <w:t xml:space="preserve">## 424 424  TRUE changepoint</w:t>
+      </w:r>
+      <w:r>
+        <w:br/>
+      </w:r>
+      <w:r>
+        <w:rPr>
+          <w:rStyle w:val="VerbatimChar"/>
+        </w:rPr>
+        <w:t xml:space="preserve">## 425 425  TRUE changepoint</w:t>
+      </w:r>
+      <w:r>
+        <w:br/>
+      </w:r>
+      <w:r>
+        <w:rPr>
+          <w:rStyle w:val="VerbatimChar"/>
+        </w:rPr>
+        <w:t xml:space="preserve">## 426 426  TRUE changepoint</w:t>
+      </w:r>
+      <w:r>
+        <w:br/>
+      </w:r>
+      <w:r>
+        <w:rPr>
+          <w:rStyle w:val="VerbatimChar"/>
+        </w:rPr>
+        <w:t xml:space="preserve">## 427 427  TRUE changepoint</w:t>
+      </w:r>
+      <w:r>
+        <w:br/>
+      </w:r>
+      <w:r>
+        <w:rPr>
+          <w:rStyle w:val="VerbatimChar"/>
+        </w:rPr>
+        <w:t xml:space="preserve">## 428 428  TRUE changepoint</w:t>
+      </w:r>
+      <w:r>
+        <w:br/>
+      </w:r>
+      <w:r>
+        <w:rPr>
+          <w:rStyle w:val="VerbatimChar"/>
+        </w:rPr>
+        <w:t xml:space="preserve">## 429 429  TRUE changepoint</w:t>
+      </w:r>
+      <w:r>
+        <w:br/>
+      </w:r>
+      <w:r>
+        <w:rPr>
+          <w:rStyle w:val="VerbatimChar"/>
+        </w:rPr>
+        <w:t xml:space="preserve">## 430 430  TRUE changepoint</w:t>
+      </w:r>
+      <w:r>
+        <w:br/>
+      </w:r>
+      <w:r>
+        <w:rPr>
+          <w:rStyle w:val="VerbatimChar"/>
+        </w:rPr>
+        <w:t xml:space="preserve">## 431 431  TRUE changepoint</w:t>
+      </w:r>
+      <w:r>
+        <w:br/>
+      </w:r>
+      <w:r>
+        <w:rPr>
+          <w:rStyle w:val="VerbatimChar"/>
+        </w:rPr>
+        <w:t xml:space="preserve">## 432 432  TRUE changepoint</w:t>
+      </w:r>
+      <w:r>
+        <w:br/>
+      </w:r>
+      <w:r>
+        <w:rPr>
+          <w:rStyle w:val="VerbatimChar"/>
+        </w:rPr>
+        <w:t xml:space="preserve">## 433 433  TRUE changepoint</w:t>
+      </w:r>
+      <w:r>
+        <w:br/>
+      </w:r>
+      <w:r>
+        <w:rPr>
+          <w:rStyle w:val="VerbatimChar"/>
+        </w:rPr>
+        <w:t xml:space="preserve">## 434 434  TRUE changepoint</w:t>
+      </w:r>
+      <w:r>
+        <w:br/>
+      </w:r>
+      <w:r>
+        <w:rPr>
+          <w:rStyle w:val="VerbatimChar"/>
+        </w:rPr>
+        <w:t xml:space="preserve">## 435 435  TRUE changepoint</w:t>
+      </w:r>
+      <w:r>
+        <w:br/>
+      </w:r>
+      <w:r>
+        <w:rPr>
+          <w:rStyle w:val="VerbatimChar"/>
+        </w:rPr>
+        <w:t xml:space="preserve">## 436 436  TRUE changepoint</w:t>
+      </w:r>
+      <w:r>
+        <w:br/>
+      </w:r>
+      <w:r>
+        <w:rPr>
+          <w:rStyle w:val="VerbatimChar"/>
+        </w:rPr>
+        <w:t xml:space="preserve">## 437 437  TRUE changepoint</w:t>
+      </w:r>
+      <w:r>
+        <w:br/>
+      </w:r>
+      <w:r>
+        <w:rPr>
+          <w:rStyle w:val="VerbatimChar"/>
+        </w:rPr>
+        <w:t xml:space="preserve">## 438 438  TRUE changepoint</w:t>
+      </w:r>
+      <w:r>
+        <w:br/>
+      </w:r>
+      <w:r>
+        <w:rPr>
+          <w:rStyle w:val="VerbatimChar"/>
+        </w:rPr>
+        <w:t xml:space="preserve">## 439 439  TRUE changepoint</w:t>
+      </w:r>
+      <w:r>
+        <w:br/>
+      </w:r>
+      <w:r>
+        <w:rPr>
+          <w:rStyle w:val="VerbatimChar"/>
+        </w:rPr>
+        <w:t xml:space="preserve">## 440 440  TRUE changepoint</w:t>
+      </w:r>
+      <w:r>
+        <w:br/>
+      </w:r>
+      <w:r>
+        <w:rPr>
+          <w:rStyle w:val="VerbatimChar"/>
+        </w:rPr>
+        <w:t xml:space="preserve">## 441 441  TRUE changepoint</w:t>
+      </w:r>
+      <w:r>
+        <w:br/>
+      </w:r>
+      <w:r>
+        <w:rPr>
+          <w:rStyle w:val="VerbatimChar"/>
+        </w:rPr>
+        <w:t xml:space="preserve">## 442 442  TRUE changepoint</w:t>
+      </w:r>
+      <w:r>
+        <w:br/>
+      </w:r>
+      <w:r>
+        <w:rPr>
+          <w:rStyle w:val="VerbatimChar"/>
+        </w:rPr>
+        <w:t xml:space="preserve">## 443 443  TRUE changepoint</w:t>
+      </w:r>
+      <w:r>
+        <w:br/>
+      </w:r>
+      <w:r>
+        <w:rPr>
+          <w:rStyle w:val="VerbatimChar"/>
+        </w:rPr>
+        <w:t xml:space="preserve">## 444 444  TRUE changepoint</w:t>
+      </w:r>
+      <w:r>
+        <w:br/>
+      </w:r>
+      <w:r>
+        <w:rPr>
+          <w:rStyle w:val="VerbatimChar"/>
+        </w:rPr>
+        <w:t xml:space="preserve">## 445 445  TRUE changepoint</w:t>
+      </w:r>
+      <w:r>
+        <w:br/>
+      </w:r>
+      <w:r>
+        <w:rPr>
+          <w:rStyle w:val="VerbatimChar"/>
+        </w:rPr>
+        <w:t xml:space="preserve">## 446 446  TRUE changepoint</w:t>
+      </w:r>
+      <w:r>
+        <w:br/>
+      </w:r>
+      <w:r>
+        <w:rPr>
+          <w:rStyle w:val="VerbatimChar"/>
+        </w:rPr>
+        <w:t xml:space="preserve">## 447 447  TRUE changepoint</w:t>
+      </w:r>
+      <w:r>
+        <w:br/>
+      </w:r>
+      <w:r>
+        <w:rPr>
+          <w:rStyle w:val="VerbatimChar"/>
+        </w:rPr>
+        <w:t xml:space="preserve">## 448 448  TRUE changepoint</w:t>
+      </w:r>
+      <w:r>
+        <w:br/>
+      </w:r>
+      <w:r>
+        <w:rPr>
+          <w:rStyle w:val="VerbatimChar"/>
+        </w:rPr>
+        <w:t xml:space="preserve">## 449 449  TRUE changepoint</w:t>
+      </w:r>
+      <w:r>
+        <w:br/>
+      </w:r>
+      <w:r>
+        <w:rPr>
+          <w:rStyle w:val="VerbatimChar"/>
+        </w:rPr>
+        <w:t xml:space="preserve">## 450 450  TRUE changepoint</w:t>
+      </w:r>
+      <w:r>
+        <w:br/>
+      </w:r>
+      <w:r>
+        <w:rPr>
+          <w:rStyle w:val="VerbatimChar"/>
+        </w:rPr>
+        <w:t xml:space="preserve">## 451 451  TRUE changepoint</w:t>
+      </w:r>
+      <w:r>
+        <w:br/>
+      </w:r>
+      <w:r>
+        <w:rPr>
+          <w:rStyle w:val="VerbatimChar"/>
+        </w:rPr>
+        <w:t xml:space="preserve">## 452 452  TRUE changepoint</w:t>
+      </w:r>
+      <w:r>
+        <w:br/>
+      </w:r>
+      <w:r>
+        <w:rPr>
+          <w:rStyle w:val="VerbatimChar"/>
+        </w:rPr>
+        <w:t xml:space="preserve">## 453 453  TRUE changepoint</w:t>
+      </w:r>
+      <w:r>
+        <w:br/>
+      </w:r>
+      <w:r>
+        <w:rPr>
+          <w:rStyle w:val="VerbatimChar"/>
+        </w:rPr>
+        <w:t xml:space="preserve">## 454 454  TRUE changepoint</w:t>
+      </w:r>
+      <w:r>
+        <w:br/>
+      </w:r>
+      <w:r>
+        <w:rPr>
+          <w:rStyle w:val="VerbatimChar"/>
+        </w:rPr>
+        <w:t xml:space="preserve">## 455 455  TRUE changepoint</w:t>
+      </w:r>
+      <w:r>
+        <w:br/>
+      </w:r>
+      <w:r>
+        <w:rPr>
+          <w:rStyle w:val="VerbatimChar"/>
+        </w:rPr>
+        <w:t xml:space="preserve">## 456 456  TRUE changepoint</w:t>
+      </w:r>
+      <w:r>
+        <w:br/>
+      </w:r>
+      <w:r>
+        <w:rPr>
+          <w:rStyle w:val="VerbatimChar"/>
+        </w:rPr>
+        <w:t xml:space="preserve">## 457 457  TRUE changepoint</w:t>
+      </w:r>
+      <w:r>
+        <w:br/>
+      </w:r>
+      <w:r>
+        <w:rPr>
+          <w:rStyle w:val="VerbatimChar"/>
+        </w:rPr>
+        <w:t xml:space="preserve">## 458 458  TRUE changepoint</w:t>
+      </w:r>
+      <w:r>
+        <w:br/>
+      </w:r>
+      <w:r>
+        <w:rPr>
+          <w:rStyle w:val="VerbatimChar"/>
+        </w:rPr>
+        <w:t xml:space="preserve">## 459 459  TRUE changepoint</w:t>
+      </w:r>
+      <w:r>
+        <w:br/>
+      </w:r>
+      <w:r>
+        <w:rPr>
+          <w:rStyle w:val="VerbatimChar"/>
+        </w:rPr>
+        <w:t xml:space="preserve">## 460 460  TRUE changepoint</w:t>
+      </w:r>
+      <w:r>
+        <w:br/>
+      </w:r>
+      <w:r>
+        <w:rPr>
+          <w:rStyle w:val="VerbatimChar"/>
+        </w:rPr>
+        <w:t xml:space="preserve">## 461 461  TRUE changepoint</w:t>
+      </w:r>
+      <w:r>
+        <w:br/>
+      </w:r>
+      <w:r>
+        <w:rPr>
+          <w:rStyle w:val="VerbatimChar"/>
+        </w:rPr>
+        <w:t xml:space="preserve">## 462 462  TRUE changepoint</w:t>
+      </w:r>
+      <w:r>
+        <w:br/>
+      </w:r>
+      <w:r>
+        <w:rPr>
+          <w:rStyle w:val="VerbatimChar"/>
+        </w:rPr>
+        <w:t xml:space="preserve">## 463 463  TRUE changepoint</w:t>
+      </w:r>
+      <w:r>
+        <w:br/>
+      </w:r>
+      <w:r>
+        <w:rPr>
+          <w:rStyle w:val="VerbatimChar"/>
+        </w:rPr>
+        <w:t xml:space="preserve">## 477 477  TRUE changepoint</w:t>
+      </w:r>
+      <w:r>
+        <w:br/>
+      </w:r>
+      <w:r>
+        <w:rPr>
+          <w:rStyle w:val="VerbatimChar"/>
+        </w:rPr>
+        <w:t xml:space="preserve">## 480 480  TRUE changepoint</w:t>
       </w:r>
     </w:p>
     <w:bookmarkEnd w:id="17"/>
@@ -630,16 +2421,16 @@
         <w:rPr>
           <w:rStyle w:val="VerbatimChar"/>
         </w:rPr>
-        <w:t xml:space="preserve">## TRUE      0     3    </w:t>
-      </w:r>
-      <w:r>
-        <w:br/>
-      </w:r>
-      <w:r>
-        <w:rPr>
-          <w:rStyle w:val="VerbatimChar"/>
-        </w:rPr>
-        <w:t xml:space="preserve">## FALSE     1     97</w:t>
+        <w:t xml:space="preserve">## TRUE      1     201  </w:t>
+      </w:r>
+      <w:r>
+        <w:br/>
+      </w:r>
+      <w:r>
+        <w:rPr>
+          <w:rStyle w:val="VerbatimChar"/>
+        </w:rPr>
+        <w:t xml:space="preserve">## FALSE     3     295</w:t>
       </w:r>
     </w:p>
     <w:bookmarkEnd w:id="18"/>
@@ -707,7 +2498,7 @@
               <a:graphicData uri="http://schemas.openxmlformats.org/drawingml/2006/picture">
                 <pic:pic>
                   <pic:nvPicPr>
-                    <pic:cNvPr descr="/home/gpca/harbinger/examples/change_point/doc/18-kswin-hcp_kswin_files/c405aa1b0ff4d2981c6bfec0e367b73264bed6f2.png" id="21" name="Picture"/>
+                    <pic:cNvPr descr="/home/gpca/harbinger/examples/change_point/doc/18-kswin-hcp_kswin_files/0ba929274d919bea4f88f8f98d2c33088b60e23c.png" id="21" name="Picture"/>
                     <pic:cNvPicPr>
                       <a:picLocks noChangeArrowheads="1" noChangeAspect="1"/>
                     </pic:cNvPicPr>

--- a/examples/change_point/doc/18-kswin-hcp_kswin.docx
+++ b/examples/change_point/doc/18-kswin-hcp_kswin.docx
@@ -475,7 +475,7 @@
         <w:rPr>
           <w:rStyle w:val="VerbatimChar"/>
         </w:rPr>
-        <w:t xml:space="preserve">## 141 141  TRUE changepoint</w:t>
+        <w:t xml:space="preserve">## 213 213  TRUE changepoint</w:t>
       </w:r>
       <w:r>
         <w:br/>
@@ -484,7 +484,7 @@
         <w:rPr>
           <w:rStyle w:val="VerbatimChar"/>
         </w:rPr>
-        <w:t xml:space="preserve">## 213 213  TRUE changepoint</w:t>
+        <w:t xml:space="preserve">## 317 317  TRUE changepoint</w:t>
       </w:r>
       <w:r>
         <w:br/>
@@ -493,1798 +493,7 @@
         <w:rPr>
           <w:rStyle w:val="VerbatimChar"/>
         </w:rPr>
-        <w:t xml:space="preserve">## 214 214  TRUE changepoint</w:t>
-      </w:r>
-      <w:r>
-        <w:br/>
-      </w:r>
-      <w:r>
-        <w:rPr>
-          <w:rStyle w:val="VerbatimChar"/>
-        </w:rPr>
-        <w:t xml:space="preserve">## 215 215  TRUE changepoint</w:t>
-      </w:r>
-      <w:r>
-        <w:br/>
-      </w:r>
-      <w:r>
-        <w:rPr>
-          <w:rStyle w:val="VerbatimChar"/>
-        </w:rPr>
-        <w:t xml:space="preserve">## 216 216  TRUE changepoint</w:t>
-      </w:r>
-      <w:r>
-        <w:br/>
-      </w:r>
-      <w:r>
-        <w:rPr>
-          <w:rStyle w:val="VerbatimChar"/>
-        </w:rPr>
-        <w:t xml:space="preserve">## 217 217  TRUE changepoint</w:t>
-      </w:r>
-      <w:r>
-        <w:br/>
-      </w:r>
-      <w:r>
-        <w:rPr>
-          <w:rStyle w:val="VerbatimChar"/>
-        </w:rPr>
-        <w:t xml:space="preserve">## 218 218  TRUE changepoint</w:t>
-      </w:r>
-      <w:r>
-        <w:br/>
-      </w:r>
-      <w:r>
-        <w:rPr>
-          <w:rStyle w:val="VerbatimChar"/>
-        </w:rPr>
-        <w:t xml:space="preserve">## 219 219  TRUE changepoint</w:t>
-      </w:r>
-      <w:r>
-        <w:br/>
-      </w:r>
-      <w:r>
-        <w:rPr>
-          <w:rStyle w:val="VerbatimChar"/>
-        </w:rPr>
-        <w:t xml:space="preserve">## 220 220  TRUE changepoint</w:t>
-      </w:r>
-      <w:r>
-        <w:br/>
-      </w:r>
-      <w:r>
-        <w:rPr>
-          <w:rStyle w:val="VerbatimChar"/>
-        </w:rPr>
-        <w:t xml:space="preserve">## 221 221  TRUE changepoint</w:t>
-      </w:r>
-      <w:r>
-        <w:br/>
-      </w:r>
-      <w:r>
-        <w:rPr>
-          <w:rStyle w:val="VerbatimChar"/>
-        </w:rPr>
-        <w:t xml:space="preserve">## 222 222  TRUE changepoint</w:t>
-      </w:r>
-      <w:r>
-        <w:br/>
-      </w:r>
-      <w:r>
-        <w:rPr>
-          <w:rStyle w:val="VerbatimChar"/>
-        </w:rPr>
-        <w:t xml:space="preserve">## 223 223  TRUE changepoint</w:t>
-      </w:r>
-      <w:r>
-        <w:br/>
-      </w:r>
-      <w:r>
-        <w:rPr>
-          <w:rStyle w:val="VerbatimChar"/>
-        </w:rPr>
-        <w:t xml:space="preserve">## 224 224  TRUE changepoint</w:t>
-      </w:r>
-      <w:r>
-        <w:br/>
-      </w:r>
-      <w:r>
-        <w:rPr>
-          <w:rStyle w:val="VerbatimChar"/>
-        </w:rPr>
-        <w:t xml:space="preserve">## 225 225  TRUE changepoint</w:t>
-      </w:r>
-      <w:r>
-        <w:br/>
-      </w:r>
-      <w:r>
-        <w:rPr>
-          <w:rStyle w:val="VerbatimChar"/>
-        </w:rPr>
-        <w:t xml:space="preserve">## 226 226  TRUE changepoint</w:t>
-      </w:r>
-      <w:r>
-        <w:br/>
-      </w:r>
-      <w:r>
-        <w:rPr>
-          <w:rStyle w:val="VerbatimChar"/>
-        </w:rPr>
-        <w:t xml:space="preserve">## 227 227  TRUE changepoint</w:t>
-      </w:r>
-      <w:r>
-        <w:br/>
-      </w:r>
-      <w:r>
-        <w:rPr>
-          <w:rStyle w:val="VerbatimChar"/>
-        </w:rPr>
-        <w:t xml:space="preserve">## 228 228  TRUE changepoint</w:t>
-      </w:r>
-      <w:r>
-        <w:br/>
-      </w:r>
-      <w:r>
-        <w:rPr>
-          <w:rStyle w:val="VerbatimChar"/>
-        </w:rPr>
-        <w:t xml:space="preserve">## 229 229  TRUE changepoint</w:t>
-      </w:r>
-      <w:r>
-        <w:br/>
-      </w:r>
-      <w:r>
-        <w:rPr>
-          <w:rStyle w:val="VerbatimChar"/>
-        </w:rPr>
-        <w:t xml:space="preserve">## 230 230  TRUE changepoint</w:t>
-      </w:r>
-      <w:r>
-        <w:br/>
-      </w:r>
-      <w:r>
-        <w:rPr>
-          <w:rStyle w:val="VerbatimChar"/>
-        </w:rPr>
-        <w:t xml:space="preserve">## 231 231  TRUE changepoint</w:t>
-      </w:r>
-      <w:r>
-        <w:br/>
-      </w:r>
-      <w:r>
-        <w:rPr>
-          <w:rStyle w:val="VerbatimChar"/>
-        </w:rPr>
-        <w:t xml:space="preserve">## 232 232  TRUE changepoint</w:t>
-      </w:r>
-      <w:r>
-        <w:br/>
-      </w:r>
-      <w:r>
-        <w:rPr>
-          <w:rStyle w:val="VerbatimChar"/>
-        </w:rPr>
-        <w:t xml:space="preserve">## 233 233  TRUE changepoint</w:t>
-      </w:r>
-      <w:r>
-        <w:br/>
-      </w:r>
-      <w:r>
-        <w:rPr>
-          <w:rStyle w:val="VerbatimChar"/>
-        </w:rPr>
-        <w:t xml:space="preserve">## 234 234  TRUE changepoint</w:t>
-      </w:r>
-      <w:r>
-        <w:br/>
-      </w:r>
-      <w:r>
-        <w:rPr>
-          <w:rStyle w:val="VerbatimChar"/>
-        </w:rPr>
-        <w:t xml:space="preserve">## 235 235  TRUE changepoint</w:t>
-      </w:r>
-      <w:r>
-        <w:br/>
-      </w:r>
-      <w:r>
-        <w:rPr>
-          <w:rStyle w:val="VerbatimChar"/>
-        </w:rPr>
-        <w:t xml:space="preserve">## 236 236  TRUE changepoint</w:t>
-      </w:r>
-      <w:r>
-        <w:br/>
-      </w:r>
-      <w:r>
-        <w:rPr>
-          <w:rStyle w:val="VerbatimChar"/>
-        </w:rPr>
-        <w:t xml:space="preserve">## 237 237  TRUE changepoint</w:t>
-      </w:r>
-      <w:r>
-        <w:br/>
-      </w:r>
-      <w:r>
-        <w:rPr>
-          <w:rStyle w:val="VerbatimChar"/>
-        </w:rPr>
-        <w:t xml:space="preserve">## 238 238  TRUE changepoint</w:t>
-      </w:r>
-      <w:r>
-        <w:br/>
-      </w:r>
-      <w:r>
-        <w:rPr>
-          <w:rStyle w:val="VerbatimChar"/>
-        </w:rPr>
-        <w:t xml:space="preserve">## 239 239  TRUE changepoint</w:t>
-      </w:r>
-      <w:r>
-        <w:br/>
-      </w:r>
-      <w:r>
-        <w:rPr>
-          <w:rStyle w:val="VerbatimChar"/>
-        </w:rPr>
-        <w:t xml:space="preserve">## 240 240  TRUE changepoint</w:t>
-      </w:r>
-      <w:r>
-        <w:br/>
-      </w:r>
-      <w:r>
-        <w:rPr>
-          <w:rStyle w:val="VerbatimChar"/>
-        </w:rPr>
-        <w:t xml:space="preserve">## 241 241  TRUE changepoint</w:t>
-      </w:r>
-      <w:r>
-        <w:br/>
-      </w:r>
-      <w:r>
-        <w:rPr>
-          <w:rStyle w:val="VerbatimChar"/>
-        </w:rPr>
-        <w:t xml:space="preserve">## 242 242  TRUE changepoint</w:t>
-      </w:r>
-      <w:r>
-        <w:br/>
-      </w:r>
-      <w:r>
-        <w:rPr>
-          <w:rStyle w:val="VerbatimChar"/>
-        </w:rPr>
-        <w:t xml:space="preserve">## 243 243  TRUE changepoint</w:t>
-      </w:r>
-      <w:r>
-        <w:br/>
-      </w:r>
-      <w:r>
-        <w:rPr>
-          <w:rStyle w:val="VerbatimChar"/>
-        </w:rPr>
-        <w:t xml:space="preserve">## 244 244  TRUE changepoint</w:t>
-      </w:r>
-      <w:r>
-        <w:br/>
-      </w:r>
-      <w:r>
-        <w:rPr>
-          <w:rStyle w:val="VerbatimChar"/>
-        </w:rPr>
-        <w:t xml:space="preserve">## 245 245  TRUE changepoint</w:t>
-      </w:r>
-      <w:r>
-        <w:br/>
-      </w:r>
-      <w:r>
-        <w:rPr>
-          <w:rStyle w:val="VerbatimChar"/>
-        </w:rPr>
-        <w:t xml:space="preserve">## 246 246  TRUE changepoint</w:t>
-      </w:r>
-      <w:r>
-        <w:br/>
-      </w:r>
-      <w:r>
-        <w:rPr>
-          <w:rStyle w:val="VerbatimChar"/>
-        </w:rPr>
-        <w:t xml:space="preserve">## 247 247  TRUE changepoint</w:t>
-      </w:r>
-      <w:r>
-        <w:br/>
-      </w:r>
-      <w:r>
-        <w:rPr>
-          <w:rStyle w:val="VerbatimChar"/>
-        </w:rPr>
-        <w:t xml:space="preserve">## 248 248  TRUE changepoint</w:t>
-      </w:r>
-      <w:r>
-        <w:br/>
-      </w:r>
-      <w:r>
-        <w:rPr>
-          <w:rStyle w:val="VerbatimChar"/>
-        </w:rPr>
-        <w:t xml:space="preserve">## 249 249  TRUE changepoint</w:t>
-      </w:r>
-      <w:r>
-        <w:br/>
-      </w:r>
-      <w:r>
-        <w:rPr>
-          <w:rStyle w:val="VerbatimChar"/>
-        </w:rPr>
-        <w:t xml:space="preserve">## 250 250  TRUE changepoint</w:t>
-      </w:r>
-      <w:r>
-        <w:br/>
-      </w:r>
-      <w:r>
-        <w:rPr>
-          <w:rStyle w:val="VerbatimChar"/>
-        </w:rPr>
-        <w:t xml:space="preserve">## 251 251  TRUE changepoint</w:t>
-      </w:r>
-      <w:r>
-        <w:br/>
-      </w:r>
-      <w:r>
-        <w:rPr>
-          <w:rStyle w:val="VerbatimChar"/>
-        </w:rPr>
-        <w:t xml:space="preserve">## 252 252  TRUE changepoint</w:t>
-      </w:r>
-      <w:r>
-        <w:br/>
-      </w:r>
-      <w:r>
-        <w:rPr>
-          <w:rStyle w:val="VerbatimChar"/>
-        </w:rPr>
-        <w:t xml:space="preserve">## 253 253  TRUE changepoint</w:t>
-      </w:r>
-      <w:r>
-        <w:br/>
-      </w:r>
-      <w:r>
-        <w:rPr>
-          <w:rStyle w:val="VerbatimChar"/>
-        </w:rPr>
-        <w:t xml:space="preserve">## 254 254  TRUE changepoint</w:t>
-      </w:r>
-      <w:r>
-        <w:br/>
-      </w:r>
-      <w:r>
-        <w:rPr>
-          <w:rStyle w:val="VerbatimChar"/>
-        </w:rPr>
-        <w:t xml:space="preserve">## 255 255  TRUE changepoint</w:t>
-      </w:r>
-      <w:r>
-        <w:br/>
-      </w:r>
-      <w:r>
-        <w:rPr>
-          <w:rStyle w:val="VerbatimChar"/>
-        </w:rPr>
-        <w:t xml:space="preserve">## 256 256  TRUE changepoint</w:t>
-      </w:r>
-      <w:r>
-        <w:br/>
-      </w:r>
-      <w:r>
-        <w:rPr>
-          <w:rStyle w:val="VerbatimChar"/>
-        </w:rPr>
-        <w:t xml:space="preserve">## 257 257  TRUE changepoint</w:t>
-      </w:r>
-      <w:r>
-        <w:br/>
-      </w:r>
-      <w:r>
-        <w:rPr>
-          <w:rStyle w:val="VerbatimChar"/>
-        </w:rPr>
-        <w:t xml:space="preserve">## 258 258  TRUE changepoint</w:t>
-      </w:r>
-      <w:r>
-        <w:br/>
-      </w:r>
-      <w:r>
-        <w:rPr>
-          <w:rStyle w:val="VerbatimChar"/>
-        </w:rPr>
-        <w:t xml:space="preserve">## 259 259  TRUE changepoint</w:t>
-      </w:r>
-      <w:r>
-        <w:br/>
-      </w:r>
-      <w:r>
-        <w:rPr>
-          <w:rStyle w:val="VerbatimChar"/>
-        </w:rPr>
-        <w:t xml:space="preserve">## 260 260  TRUE changepoint</w:t>
-      </w:r>
-      <w:r>
-        <w:br/>
-      </w:r>
-      <w:r>
-        <w:rPr>
-          <w:rStyle w:val="VerbatimChar"/>
-        </w:rPr>
-        <w:t xml:space="preserve">## 261 261  TRUE changepoint</w:t>
-      </w:r>
-      <w:r>
-        <w:br/>
-      </w:r>
-      <w:r>
-        <w:rPr>
-          <w:rStyle w:val="VerbatimChar"/>
-        </w:rPr>
-        <w:t xml:space="preserve">## 262 262  TRUE changepoint</w:t>
-      </w:r>
-      <w:r>
-        <w:br/>
-      </w:r>
-      <w:r>
-        <w:rPr>
-          <w:rStyle w:val="VerbatimChar"/>
-        </w:rPr>
-        <w:t xml:space="preserve">## 263 263  TRUE changepoint</w:t>
-      </w:r>
-      <w:r>
-        <w:br/>
-      </w:r>
-      <w:r>
-        <w:rPr>
-          <w:rStyle w:val="VerbatimChar"/>
-        </w:rPr>
-        <w:t xml:space="preserve">## 265 265  TRUE changepoint</w:t>
-      </w:r>
-      <w:r>
-        <w:br/>
-      </w:r>
-      <w:r>
-        <w:rPr>
-          <w:rStyle w:val="VerbatimChar"/>
-        </w:rPr>
-        <w:t xml:space="preserve">## 270 270  TRUE changepoint</w:t>
-      </w:r>
-      <w:r>
-        <w:br/>
-      </w:r>
-      <w:r>
-        <w:rPr>
-          <w:rStyle w:val="VerbatimChar"/>
-        </w:rPr>
-        <w:t xml:space="preserve">## 271 271  TRUE changepoint</w:t>
-      </w:r>
-      <w:r>
-        <w:br/>
-      </w:r>
-      <w:r>
-        <w:rPr>
-          <w:rStyle w:val="VerbatimChar"/>
-        </w:rPr>
-        <w:t xml:space="preserve">## 318 318  TRUE changepoint</w:t>
-      </w:r>
-      <w:r>
-        <w:br/>
-      </w:r>
-      <w:r>
-        <w:rPr>
-          <w:rStyle w:val="VerbatimChar"/>
-        </w:rPr>
-        <w:t xml:space="preserve">## 320 320  TRUE changepoint</w:t>
-      </w:r>
-      <w:r>
-        <w:br/>
-      </w:r>
-      <w:r>
-        <w:rPr>
-          <w:rStyle w:val="VerbatimChar"/>
-        </w:rPr>
-        <w:t xml:space="preserve">## 321 321  TRUE changepoint</w:t>
-      </w:r>
-      <w:r>
-        <w:br/>
-      </w:r>
-      <w:r>
-        <w:rPr>
-          <w:rStyle w:val="VerbatimChar"/>
-        </w:rPr>
-        <w:t xml:space="preserve">## 322 322  TRUE changepoint</w:t>
-      </w:r>
-      <w:r>
-        <w:br/>
-      </w:r>
-      <w:r>
-        <w:rPr>
-          <w:rStyle w:val="VerbatimChar"/>
-        </w:rPr>
-        <w:t xml:space="preserve">## 323 323  TRUE changepoint</w:t>
-      </w:r>
-      <w:r>
-        <w:br/>
-      </w:r>
-      <w:r>
-        <w:rPr>
-          <w:rStyle w:val="VerbatimChar"/>
-        </w:rPr>
-        <w:t xml:space="preserve">## 324 324  TRUE changepoint</w:t>
-      </w:r>
-      <w:r>
-        <w:br/>
-      </w:r>
-      <w:r>
-        <w:rPr>
-          <w:rStyle w:val="VerbatimChar"/>
-        </w:rPr>
-        <w:t xml:space="preserve">## 325 325  TRUE changepoint</w:t>
-      </w:r>
-      <w:r>
-        <w:br/>
-      </w:r>
-      <w:r>
-        <w:rPr>
-          <w:rStyle w:val="VerbatimChar"/>
-        </w:rPr>
-        <w:t xml:space="preserve">## 326 326  TRUE changepoint</w:t>
-      </w:r>
-      <w:r>
-        <w:br/>
-      </w:r>
-      <w:r>
-        <w:rPr>
-          <w:rStyle w:val="VerbatimChar"/>
-        </w:rPr>
-        <w:t xml:space="preserve">## 327 327  TRUE changepoint</w:t>
-      </w:r>
-      <w:r>
-        <w:br/>
-      </w:r>
-      <w:r>
-        <w:rPr>
-          <w:rStyle w:val="VerbatimChar"/>
-        </w:rPr>
-        <w:t xml:space="preserve">## 328 328  TRUE changepoint</w:t>
-      </w:r>
-      <w:r>
-        <w:br/>
-      </w:r>
-      <w:r>
-        <w:rPr>
-          <w:rStyle w:val="VerbatimChar"/>
-        </w:rPr>
-        <w:t xml:space="preserve">## 329 329  TRUE changepoint</w:t>
-      </w:r>
-      <w:r>
-        <w:br/>
-      </w:r>
-      <w:r>
-        <w:rPr>
-          <w:rStyle w:val="VerbatimChar"/>
-        </w:rPr>
-        <w:t xml:space="preserve">## 330 330  TRUE changepoint</w:t>
-      </w:r>
-      <w:r>
-        <w:br/>
-      </w:r>
-      <w:r>
-        <w:rPr>
-          <w:rStyle w:val="VerbatimChar"/>
-        </w:rPr>
-        <w:t xml:space="preserve">## 331 331  TRUE changepoint</w:t>
-      </w:r>
-      <w:r>
-        <w:br/>
-      </w:r>
-      <w:r>
-        <w:rPr>
-          <w:rStyle w:val="VerbatimChar"/>
-        </w:rPr>
-        <w:t xml:space="preserve">## 332 332  TRUE changepoint</w:t>
-      </w:r>
-      <w:r>
-        <w:br/>
-      </w:r>
-      <w:r>
-        <w:rPr>
-          <w:rStyle w:val="VerbatimChar"/>
-        </w:rPr>
-        <w:t xml:space="preserve">## 333 333  TRUE changepoint</w:t>
-      </w:r>
-      <w:r>
-        <w:br/>
-      </w:r>
-      <w:r>
-        <w:rPr>
-          <w:rStyle w:val="VerbatimChar"/>
-        </w:rPr>
-        <w:t xml:space="preserve">## 334 334  TRUE changepoint</w:t>
-      </w:r>
-      <w:r>
-        <w:br/>
-      </w:r>
-      <w:r>
-        <w:rPr>
-          <w:rStyle w:val="VerbatimChar"/>
-        </w:rPr>
-        <w:t xml:space="preserve">## 335 335  TRUE changepoint</w:t>
-      </w:r>
-      <w:r>
-        <w:br/>
-      </w:r>
-      <w:r>
-        <w:rPr>
-          <w:rStyle w:val="VerbatimChar"/>
-        </w:rPr>
-        <w:t xml:space="preserve">## 336 336  TRUE changepoint</w:t>
-      </w:r>
-      <w:r>
-        <w:br/>
-      </w:r>
-      <w:r>
-        <w:rPr>
-          <w:rStyle w:val="VerbatimChar"/>
-        </w:rPr>
-        <w:t xml:space="preserve">## 337 337  TRUE changepoint</w:t>
-      </w:r>
-      <w:r>
-        <w:br/>
-      </w:r>
-      <w:r>
-        <w:rPr>
-          <w:rStyle w:val="VerbatimChar"/>
-        </w:rPr>
-        <w:t xml:space="preserve">## 338 338  TRUE changepoint</w:t>
-      </w:r>
-      <w:r>
-        <w:br/>
-      </w:r>
-      <w:r>
-        <w:rPr>
-          <w:rStyle w:val="VerbatimChar"/>
-        </w:rPr>
-        <w:t xml:space="preserve">## 339 339  TRUE changepoint</w:t>
-      </w:r>
-      <w:r>
-        <w:br/>
-      </w:r>
-      <w:r>
-        <w:rPr>
-          <w:rStyle w:val="VerbatimChar"/>
-        </w:rPr>
-        <w:t xml:space="preserve">## 340 340  TRUE changepoint</w:t>
-      </w:r>
-      <w:r>
-        <w:br/>
-      </w:r>
-      <w:r>
-        <w:rPr>
-          <w:rStyle w:val="VerbatimChar"/>
-        </w:rPr>
-        <w:t xml:space="preserve">## 341 341  TRUE changepoint</w:t>
-      </w:r>
-      <w:r>
-        <w:br/>
-      </w:r>
-      <w:r>
-        <w:rPr>
-          <w:rStyle w:val="VerbatimChar"/>
-        </w:rPr>
-        <w:t xml:space="preserve">## 342 342  TRUE changepoint</w:t>
-      </w:r>
-      <w:r>
-        <w:br/>
-      </w:r>
-      <w:r>
-        <w:rPr>
-          <w:rStyle w:val="VerbatimChar"/>
-        </w:rPr>
-        <w:t xml:space="preserve">## 343 343  TRUE changepoint</w:t>
-      </w:r>
-      <w:r>
-        <w:br/>
-      </w:r>
-      <w:r>
-        <w:rPr>
-          <w:rStyle w:val="VerbatimChar"/>
-        </w:rPr>
-        <w:t xml:space="preserve">## 344 344  TRUE changepoint</w:t>
-      </w:r>
-      <w:r>
-        <w:br/>
-      </w:r>
-      <w:r>
-        <w:rPr>
-          <w:rStyle w:val="VerbatimChar"/>
-        </w:rPr>
-        <w:t xml:space="preserve">## 345 345  TRUE changepoint</w:t>
-      </w:r>
-      <w:r>
-        <w:br/>
-      </w:r>
-      <w:r>
-        <w:rPr>
-          <w:rStyle w:val="VerbatimChar"/>
-        </w:rPr>
-        <w:t xml:space="preserve">## 346 346  TRUE changepoint</w:t>
-      </w:r>
-      <w:r>
-        <w:br/>
-      </w:r>
-      <w:r>
-        <w:rPr>
-          <w:rStyle w:val="VerbatimChar"/>
-        </w:rPr>
-        <w:t xml:space="preserve">## 347 347  TRUE changepoint</w:t>
-      </w:r>
-      <w:r>
-        <w:br/>
-      </w:r>
-      <w:r>
-        <w:rPr>
-          <w:rStyle w:val="VerbatimChar"/>
-        </w:rPr>
-        <w:t xml:space="preserve">## 348 348  TRUE changepoint</w:t>
-      </w:r>
-      <w:r>
-        <w:br/>
-      </w:r>
-      <w:r>
-        <w:rPr>
-          <w:rStyle w:val="VerbatimChar"/>
-        </w:rPr>
-        <w:t xml:space="preserve">## 349 349  TRUE changepoint</w:t>
-      </w:r>
-      <w:r>
-        <w:br/>
-      </w:r>
-      <w:r>
-        <w:rPr>
-          <w:rStyle w:val="VerbatimChar"/>
-        </w:rPr>
-        <w:t xml:space="preserve">## 350 350  TRUE changepoint</w:t>
-      </w:r>
-      <w:r>
-        <w:br/>
-      </w:r>
-      <w:r>
-        <w:rPr>
-          <w:rStyle w:val="VerbatimChar"/>
-        </w:rPr>
-        <w:t xml:space="preserve">## 351 351  TRUE changepoint</w:t>
-      </w:r>
-      <w:r>
-        <w:br/>
-      </w:r>
-      <w:r>
-        <w:rPr>
-          <w:rStyle w:val="VerbatimChar"/>
-        </w:rPr>
-        <w:t xml:space="preserve">## 352 352  TRUE changepoint</w:t>
-      </w:r>
-      <w:r>
-        <w:br/>
-      </w:r>
-      <w:r>
-        <w:rPr>
-          <w:rStyle w:val="VerbatimChar"/>
-        </w:rPr>
-        <w:t xml:space="preserve">## 353 353  TRUE changepoint</w:t>
-      </w:r>
-      <w:r>
-        <w:br/>
-      </w:r>
-      <w:r>
-        <w:rPr>
-          <w:rStyle w:val="VerbatimChar"/>
-        </w:rPr>
-        <w:t xml:space="preserve">## 354 354  TRUE changepoint</w:t>
-      </w:r>
-      <w:r>
-        <w:br/>
-      </w:r>
-      <w:r>
-        <w:rPr>
-          <w:rStyle w:val="VerbatimChar"/>
-        </w:rPr>
-        <w:t xml:space="preserve">## 355 355  TRUE changepoint</w:t>
-      </w:r>
-      <w:r>
-        <w:br/>
-      </w:r>
-      <w:r>
-        <w:rPr>
-          <w:rStyle w:val="VerbatimChar"/>
-        </w:rPr>
-        <w:t xml:space="preserve">## 356 356  TRUE changepoint</w:t>
-      </w:r>
-      <w:r>
-        <w:br/>
-      </w:r>
-      <w:r>
-        <w:rPr>
-          <w:rStyle w:val="VerbatimChar"/>
-        </w:rPr>
-        <w:t xml:space="preserve">## 357 357  TRUE changepoint</w:t>
-      </w:r>
-      <w:r>
-        <w:br/>
-      </w:r>
-      <w:r>
-        <w:rPr>
-          <w:rStyle w:val="VerbatimChar"/>
-        </w:rPr>
-        <w:t xml:space="preserve">## 358 358  TRUE changepoint</w:t>
-      </w:r>
-      <w:r>
-        <w:br/>
-      </w:r>
-      <w:r>
-        <w:rPr>
-          <w:rStyle w:val="VerbatimChar"/>
-        </w:rPr>
-        <w:t xml:space="preserve">## 359 359  TRUE changepoint</w:t>
-      </w:r>
-      <w:r>
-        <w:br/>
-      </w:r>
-      <w:r>
-        <w:rPr>
-          <w:rStyle w:val="VerbatimChar"/>
-        </w:rPr>
-        <w:t xml:space="preserve">## 360 360  TRUE changepoint</w:t>
-      </w:r>
-      <w:r>
-        <w:br/>
-      </w:r>
-      <w:r>
-        <w:rPr>
-          <w:rStyle w:val="VerbatimChar"/>
-        </w:rPr>
-        <w:t xml:space="preserve">## 361 361  TRUE changepoint</w:t>
-      </w:r>
-      <w:r>
-        <w:br/>
-      </w:r>
-      <w:r>
-        <w:rPr>
-          <w:rStyle w:val="VerbatimChar"/>
-        </w:rPr>
-        <w:t xml:space="preserve">## 362 362  TRUE changepoint</w:t>
-      </w:r>
-      <w:r>
-        <w:br/>
-      </w:r>
-      <w:r>
-        <w:rPr>
-          <w:rStyle w:val="VerbatimChar"/>
-        </w:rPr>
-        <w:t xml:space="preserve">## 363 363  TRUE changepoint</w:t>
-      </w:r>
-      <w:r>
-        <w:br/>
-      </w:r>
-      <w:r>
-        <w:rPr>
-          <w:rStyle w:val="VerbatimChar"/>
-        </w:rPr>
-        <w:t xml:space="preserve">## 364 364  TRUE changepoint</w:t>
-      </w:r>
-      <w:r>
-        <w:br/>
-      </w:r>
-      <w:r>
-        <w:rPr>
-          <w:rStyle w:val="VerbatimChar"/>
-        </w:rPr>
-        <w:t xml:space="preserve">## 365 365  TRUE changepoint</w:t>
-      </w:r>
-      <w:r>
-        <w:br/>
-      </w:r>
-      <w:r>
-        <w:rPr>
-          <w:rStyle w:val="VerbatimChar"/>
-        </w:rPr>
-        <w:t xml:space="preserve">## 366 366  TRUE changepoint</w:t>
-      </w:r>
-      <w:r>
-        <w:br/>
-      </w:r>
-      <w:r>
-        <w:rPr>
-          <w:rStyle w:val="VerbatimChar"/>
-        </w:rPr>
-        <w:t xml:space="preserve">## 367 367  TRUE changepoint</w:t>
-      </w:r>
-      <w:r>
-        <w:br/>
-      </w:r>
-      <w:r>
-        <w:rPr>
-          <w:rStyle w:val="VerbatimChar"/>
-        </w:rPr>
-        <w:t xml:space="preserve">## 368 368  TRUE changepoint</w:t>
-      </w:r>
-      <w:r>
-        <w:br/>
-      </w:r>
-      <w:r>
-        <w:rPr>
-          <w:rStyle w:val="VerbatimChar"/>
-        </w:rPr>
-        <w:t xml:space="preserve">## 369 369  TRUE changepoint</w:t>
-      </w:r>
-      <w:r>
-        <w:br/>
-      </w:r>
-      <w:r>
-        <w:rPr>
-          <w:rStyle w:val="VerbatimChar"/>
-        </w:rPr>
-        <w:t xml:space="preserve">## 370 370  TRUE changepoint</w:t>
-      </w:r>
-      <w:r>
-        <w:br/>
-      </w:r>
-      <w:r>
-        <w:rPr>
-          <w:rStyle w:val="VerbatimChar"/>
-        </w:rPr>
-        <w:t xml:space="preserve">## 371 371  TRUE changepoint</w:t>
-      </w:r>
-      <w:r>
-        <w:br/>
-      </w:r>
-      <w:r>
-        <w:rPr>
-          <w:rStyle w:val="VerbatimChar"/>
-        </w:rPr>
-        <w:t xml:space="preserve">## 372 372  TRUE changepoint</w:t>
-      </w:r>
-      <w:r>
-        <w:br/>
-      </w:r>
-      <w:r>
-        <w:rPr>
-          <w:rStyle w:val="VerbatimChar"/>
-        </w:rPr>
-        <w:t xml:space="preserve">## 373 373  TRUE changepoint</w:t>
-      </w:r>
-      <w:r>
-        <w:br/>
-      </w:r>
-      <w:r>
-        <w:rPr>
-          <w:rStyle w:val="VerbatimChar"/>
-        </w:rPr>
-        <w:t xml:space="preserve">## 374 374  TRUE changepoint</w:t>
-      </w:r>
-      <w:r>
-        <w:br/>
-      </w:r>
-      <w:r>
-        <w:rPr>
-          <w:rStyle w:val="VerbatimChar"/>
-        </w:rPr>
-        <w:t xml:space="preserve">## 375 375  TRUE changepoint</w:t>
-      </w:r>
-      <w:r>
-        <w:br/>
-      </w:r>
-      <w:r>
-        <w:rPr>
-          <w:rStyle w:val="VerbatimChar"/>
-        </w:rPr>
-        <w:t xml:space="preserve">## 376 376  TRUE changepoint</w:t>
-      </w:r>
-      <w:r>
-        <w:br/>
-      </w:r>
-      <w:r>
-        <w:rPr>
-          <w:rStyle w:val="VerbatimChar"/>
-        </w:rPr>
-        <w:t xml:space="preserve">## 377 377  TRUE changepoint</w:t>
-      </w:r>
-      <w:r>
-        <w:br/>
-      </w:r>
-      <w:r>
-        <w:rPr>
-          <w:rStyle w:val="VerbatimChar"/>
-        </w:rPr>
-        <w:t xml:space="preserve">## 378 378  TRUE changepoint</w:t>
-      </w:r>
-      <w:r>
-        <w:br/>
-      </w:r>
-      <w:r>
-        <w:rPr>
-          <w:rStyle w:val="VerbatimChar"/>
-        </w:rPr>
-        <w:t xml:space="preserve">## 379 379  TRUE changepoint</w:t>
-      </w:r>
-      <w:r>
-        <w:br/>
-      </w:r>
-      <w:r>
-        <w:rPr>
-          <w:rStyle w:val="VerbatimChar"/>
-        </w:rPr>
-        <w:t xml:space="preserve">## 380 380  TRUE changepoint</w:t>
-      </w:r>
-      <w:r>
-        <w:br/>
-      </w:r>
-      <w:r>
-        <w:rPr>
-          <w:rStyle w:val="VerbatimChar"/>
-        </w:rPr>
-        <w:t xml:space="preserve">## 381 381  TRUE changepoint</w:t>
-      </w:r>
-      <w:r>
-        <w:br/>
-      </w:r>
-      <w:r>
-        <w:rPr>
-          <w:rStyle w:val="VerbatimChar"/>
-        </w:rPr>
-        <w:t xml:space="preserve">## 382 382  TRUE changepoint</w:t>
-      </w:r>
-      <w:r>
-        <w:br/>
-      </w:r>
-      <w:r>
-        <w:rPr>
-          <w:rStyle w:val="VerbatimChar"/>
-        </w:rPr>
-        <w:t xml:space="preserve">## 383 383  TRUE changepoint</w:t>
-      </w:r>
-      <w:r>
-        <w:br/>
-      </w:r>
-      <w:r>
-        <w:rPr>
-          <w:rStyle w:val="VerbatimChar"/>
-        </w:rPr>
-        <w:t xml:space="preserve">## 384 384  TRUE changepoint</w:t>
-      </w:r>
-      <w:r>
-        <w:br/>
-      </w:r>
-      <w:r>
-        <w:rPr>
-          <w:rStyle w:val="VerbatimChar"/>
-        </w:rPr>
-        <w:t xml:space="preserve">## 385 385  TRUE changepoint</w:t>
-      </w:r>
-      <w:r>
-        <w:br/>
-      </w:r>
-      <w:r>
-        <w:rPr>
-          <w:rStyle w:val="VerbatimChar"/>
-        </w:rPr>
-        <w:t xml:space="preserve">## 386 386  TRUE changepoint</w:t>
-      </w:r>
-      <w:r>
-        <w:br/>
-      </w:r>
-      <w:r>
-        <w:rPr>
-          <w:rStyle w:val="VerbatimChar"/>
-        </w:rPr>
-        <w:t xml:space="preserve">## 387 387  TRUE changepoint</w:t>
-      </w:r>
-      <w:r>
-        <w:br/>
-      </w:r>
-      <w:r>
-        <w:rPr>
-          <w:rStyle w:val="VerbatimChar"/>
-        </w:rPr>
-        <w:t xml:space="preserve">## 388 388  TRUE changepoint</w:t>
-      </w:r>
-      <w:r>
-        <w:br/>
-      </w:r>
-      <w:r>
-        <w:rPr>
-          <w:rStyle w:val="VerbatimChar"/>
-        </w:rPr>
-        <w:t xml:space="preserve">## 389 389  TRUE changepoint</w:t>
-      </w:r>
-      <w:r>
-        <w:br/>
-      </w:r>
-      <w:r>
-        <w:rPr>
-          <w:rStyle w:val="VerbatimChar"/>
-        </w:rPr>
-        <w:t xml:space="preserve">## 390 390  TRUE changepoint</w:t>
-      </w:r>
-      <w:r>
-        <w:br/>
-      </w:r>
-      <w:r>
-        <w:rPr>
-          <w:rStyle w:val="VerbatimChar"/>
-        </w:rPr>
-        <w:t xml:space="preserve">## 391 391  TRUE changepoint</w:t>
-      </w:r>
-      <w:r>
-        <w:br/>
-      </w:r>
-      <w:r>
-        <w:rPr>
-          <w:rStyle w:val="VerbatimChar"/>
-        </w:rPr>
-        <w:t xml:space="preserve">## 392 392  TRUE changepoint</w:t>
-      </w:r>
-      <w:r>
-        <w:br/>
-      </w:r>
-      <w:r>
-        <w:rPr>
-          <w:rStyle w:val="VerbatimChar"/>
-        </w:rPr>
-        <w:t xml:space="preserve">## 393 393  TRUE changepoint</w:t>
-      </w:r>
-      <w:r>
-        <w:br/>
-      </w:r>
-      <w:r>
-        <w:rPr>
-          <w:rStyle w:val="VerbatimChar"/>
-        </w:rPr>
-        <w:t xml:space="preserve">## 394 394  TRUE changepoint</w:t>
-      </w:r>
-      <w:r>
-        <w:br/>
-      </w:r>
-      <w:r>
-        <w:rPr>
-          <w:rStyle w:val="VerbatimChar"/>
-        </w:rPr>
-        <w:t xml:space="preserve">## 395 395  TRUE changepoint</w:t>
-      </w:r>
-      <w:r>
-        <w:br/>
-      </w:r>
-      <w:r>
-        <w:rPr>
-          <w:rStyle w:val="VerbatimChar"/>
-        </w:rPr>
-        <w:t xml:space="preserve">## 396 396  TRUE changepoint</w:t>
-      </w:r>
-      <w:r>
-        <w:br/>
-      </w:r>
-      <w:r>
-        <w:rPr>
-          <w:rStyle w:val="VerbatimChar"/>
-        </w:rPr>
-        <w:t xml:space="preserve">## 397 397  TRUE changepoint</w:t>
-      </w:r>
-      <w:r>
-        <w:br/>
-      </w:r>
-      <w:r>
-        <w:rPr>
-          <w:rStyle w:val="VerbatimChar"/>
-        </w:rPr>
-        <w:t xml:space="preserve">## 398 398  TRUE changepoint</w:t>
-      </w:r>
-      <w:r>
-        <w:br/>
-      </w:r>
-      <w:r>
-        <w:rPr>
-          <w:rStyle w:val="VerbatimChar"/>
-        </w:rPr>
-        <w:t xml:space="preserve">## 399 399  TRUE changepoint</w:t>
-      </w:r>
-      <w:r>
-        <w:br/>
-      </w:r>
-      <w:r>
-        <w:rPr>
-          <w:rStyle w:val="VerbatimChar"/>
-        </w:rPr>
-        <w:t xml:space="preserve">## 400 400  TRUE changepoint</w:t>
-      </w:r>
-      <w:r>
-        <w:br/>
-      </w:r>
-      <w:r>
-        <w:rPr>
-          <w:rStyle w:val="VerbatimChar"/>
-        </w:rPr>
-        <w:t xml:space="preserve">## 401 401  TRUE changepoint</w:t>
-      </w:r>
-      <w:r>
-        <w:br/>
-      </w:r>
-      <w:r>
-        <w:rPr>
-          <w:rStyle w:val="VerbatimChar"/>
-        </w:rPr>
-        <w:t xml:space="preserve">## 402 402  TRUE changepoint</w:t>
-      </w:r>
-      <w:r>
-        <w:br/>
-      </w:r>
-      <w:r>
-        <w:rPr>
-          <w:rStyle w:val="VerbatimChar"/>
-        </w:rPr>
-        <w:t xml:space="preserve">## 403 403  TRUE changepoint</w:t>
-      </w:r>
-      <w:r>
-        <w:br/>
-      </w:r>
-      <w:r>
-        <w:rPr>
-          <w:rStyle w:val="VerbatimChar"/>
-        </w:rPr>
-        <w:t xml:space="preserve">## 404 404  TRUE changepoint</w:t>
-      </w:r>
-      <w:r>
-        <w:br/>
-      </w:r>
-      <w:r>
-        <w:rPr>
-          <w:rStyle w:val="VerbatimChar"/>
-        </w:rPr>
-        <w:t xml:space="preserve">## 405 405  TRUE changepoint</w:t>
-      </w:r>
-      <w:r>
-        <w:br/>
-      </w:r>
-      <w:r>
-        <w:rPr>
-          <w:rStyle w:val="VerbatimChar"/>
-        </w:rPr>
-        <w:t xml:space="preserve">## 406 406  TRUE changepoint</w:t>
-      </w:r>
-      <w:r>
-        <w:br/>
-      </w:r>
-      <w:r>
-        <w:rPr>
-          <w:rStyle w:val="VerbatimChar"/>
-        </w:rPr>
-        <w:t xml:space="preserve">## 407 407  TRUE changepoint</w:t>
-      </w:r>
-      <w:r>
-        <w:br/>
-      </w:r>
-      <w:r>
-        <w:rPr>
-          <w:rStyle w:val="VerbatimChar"/>
-        </w:rPr>
-        <w:t xml:space="preserve">## 408 408  TRUE changepoint</w:t>
-      </w:r>
-      <w:r>
-        <w:br/>
-      </w:r>
-      <w:r>
-        <w:rPr>
-          <w:rStyle w:val="VerbatimChar"/>
-        </w:rPr>
-        <w:t xml:space="preserve">## 409 409  TRUE changepoint</w:t>
-      </w:r>
-      <w:r>
-        <w:br/>
-      </w:r>
-      <w:r>
-        <w:rPr>
-          <w:rStyle w:val="VerbatimChar"/>
-        </w:rPr>
-        <w:t xml:space="preserve">## 410 410  TRUE changepoint</w:t>
-      </w:r>
-      <w:r>
-        <w:br/>
-      </w:r>
-      <w:r>
-        <w:rPr>
-          <w:rStyle w:val="VerbatimChar"/>
-        </w:rPr>
-        <w:t xml:space="preserve">## 411 411  TRUE changepoint</w:t>
-      </w:r>
-      <w:r>
-        <w:br/>
-      </w:r>
-      <w:r>
-        <w:rPr>
-          <w:rStyle w:val="VerbatimChar"/>
-        </w:rPr>
-        <w:t xml:space="preserve">## 412 412  TRUE changepoint</w:t>
-      </w:r>
-      <w:r>
-        <w:br/>
-      </w:r>
-      <w:r>
-        <w:rPr>
-          <w:rStyle w:val="VerbatimChar"/>
-        </w:rPr>
-        <w:t xml:space="preserve">## 413 413  TRUE changepoint</w:t>
-      </w:r>
-      <w:r>
-        <w:br/>
-      </w:r>
-      <w:r>
-        <w:rPr>
-          <w:rStyle w:val="VerbatimChar"/>
-        </w:rPr>
-        <w:t xml:space="preserve">## 414 414  TRUE changepoint</w:t>
-      </w:r>
-      <w:r>
-        <w:br/>
-      </w:r>
-      <w:r>
-        <w:rPr>
-          <w:rStyle w:val="VerbatimChar"/>
-        </w:rPr>
-        <w:t xml:space="preserve">## 415 415  TRUE changepoint</w:t>
-      </w:r>
-      <w:r>
-        <w:br/>
-      </w:r>
-      <w:r>
-        <w:rPr>
-          <w:rStyle w:val="VerbatimChar"/>
-        </w:rPr>
-        <w:t xml:space="preserve">## 416 416  TRUE changepoint</w:t>
-      </w:r>
-      <w:r>
-        <w:br/>
-      </w:r>
-      <w:r>
-        <w:rPr>
-          <w:rStyle w:val="VerbatimChar"/>
-        </w:rPr>
-        <w:t xml:space="preserve">## 417 417  TRUE changepoint</w:t>
-      </w:r>
-      <w:r>
-        <w:br/>
-      </w:r>
-      <w:r>
-        <w:rPr>
-          <w:rStyle w:val="VerbatimChar"/>
-        </w:rPr>
-        <w:t xml:space="preserve">## 418 418  TRUE changepoint</w:t>
-      </w:r>
-      <w:r>
-        <w:br/>
-      </w:r>
-      <w:r>
-        <w:rPr>
-          <w:rStyle w:val="VerbatimChar"/>
-        </w:rPr>
-        <w:t xml:space="preserve">## 419 419  TRUE changepoint</w:t>
-      </w:r>
-      <w:r>
-        <w:br/>
-      </w:r>
-      <w:r>
-        <w:rPr>
-          <w:rStyle w:val="VerbatimChar"/>
-        </w:rPr>
-        <w:t xml:space="preserve">## 420 420  TRUE changepoint</w:t>
-      </w:r>
-      <w:r>
-        <w:br/>
-      </w:r>
-      <w:r>
-        <w:rPr>
-          <w:rStyle w:val="VerbatimChar"/>
-        </w:rPr>
-        <w:t xml:space="preserve">## 421 421  TRUE changepoint</w:t>
-      </w:r>
-      <w:r>
-        <w:br/>
-      </w:r>
-      <w:r>
-        <w:rPr>
-          <w:rStyle w:val="VerbatimChar"/>
-        </w:rPr>
-        <w:t xml:space="preserve">## 422 422  TRUE changepoint</w:t>
-      </w:r>
-      <w:r>
-        <w:br/>
-      </w:r>
-      <w:r>
-        <w:rPr>
-          <w:rStyle w:val="VerbatimChar"/>
-        </w:rPr>
-        <w:t xml:space="preserve">## 423 423  TRUE changepoint</w:t>
-      </w:r>
-      <w:r>
-        <w:br/>
-      </w:r>
-      <w:r>
-        <w:rPr>
-          <w:rStyle w:val="VerbatimChar"/>
-        </w:rPr>
-        <w:t xml:space="preserve">## 424 424  TRUE changepoint</w:t>
-      </w:r>
-      <w:r>
-        <w:br/>
-      </w:r>
-      <w:r>
-        <w:rPr>
-          <w:rStyle w:val="VerbatimChar"/>
-        </w:rPr>
-        <w:t xml:space="preserve">## 425 425  TRUE changepoint</w:t>
-      </w:r>
-      <w:r>
-        <w:br/>
-      </w:r>
-      <w:r>
-        <w:rPr>
-          <w:rStyle w:val="VerbatimChar"/>
-        </w:rPr>
-        <w:t xml:space="preserve">## 426 426  TRUE changepoint</w:t>
-      </w:r>
-      <w:r>
-        <w:br/>
-      </w:r>
-      <w:r>
-        <w:rPr>
-          <w:rStyle w:val="VerbatimChar"/>
-        </w:rPr>
-        <w:t xml:space="preserve">## 427 427  TRUE changepoint</w:t>
-      </w:r>
-      <w:r>
-        <w:br/>
-      </w:r>
-      <w:r>
-        <w:rPr>
-          <w:rStyle w:val="VerbatimChar"/>
-        </w:rPr>
-        <w:t xml:space="preserve">## 428 428  TRUE changepoint</w:t>
-      </w:r>
-      <w:r>
-        <w:br/>
-      </w:r>
-      <w:r>
-        <w:rPr>
-          <w:rStyle w:val="VerbatimChar"/>
-        </w:rPr>
-        <w:t xml:space="preserve">## 429 429  TRUE changepoint</w:t>
-      </w:r>
-      <w:r>
-        <w:br/>
-      </w:r>
-      <w:r>
-        <w:rPr>
-          <w:rStyle w:val="VerbatimChar"/>
-        </w:rPr>
-        <w:t xml:space="preserve">## 430 430  TRUE changepoint</w:t>
-      </w:r>
-      <w:r>
-        <w:br/>
-      </w:r>
-      <w:r>
-        <w:rPr>
-          <w:rStyle w:val="VerbatimChar"/>
-        </w:rPr>
-        <w:t xml:space="preserve">## 431 431  TRUE changepoint</w:t>
-      </w:r>
-      <w:r>
-        <w:br/>
-      </w:r>
-      <w:r>
-        <w:rPr>
-          <w:rStyle w:val="VerbatimChar"/>
-        </w:rPr>
-        <w:t xml:space="preserve">## 432 432  TRUE changepoint</w:t>
-      </w:r>
-      <w:r>
-        <w:br/>
-      </w:r>
-      <w:r>
-        <w:rPr>
-          <w:rStyle w:val="VerbatimChar"/>
-        </w:rPr>
-        <w:t xml:space="preserve">## 433 433  TRUE changepoint</w:t>
-      </w:r>
-      <w:r>
-        <w:br/>
-      </w:r>
-      <w:r>
-        <w:rPr>
-          <w:rStyle w:val="VerbatimChar"/>
-        </w:rPr>
-        <w:t xml:space="preserve">## 434 434  TRUE changepoint</w:t>
-      </w:r>
-      <w:r>
-        <w:br/>
-      </w:r>
-      <w:r>
-        <w:rPr>
-          <w:rStyle w:val="VerbatimChar"/>
-        </w:rPr>
-        <w:t xml:space="preserve">## 435 435  TRUE changepoint</w:t>
-      </w:r>
-      <w:r>
-        <w:br/>
-      </w:r>
-      <w:r>
-        <w:rPr>
-          <w:rStyle w:val="VerbatimChar"/>
-        </w:rPr>
-        <w:t xml:space="preserve">## 436 436  TRUE changepoint</w:t>
-      </w:r>
-      <w:r>
-        <w:br/>
-      </w:r>
-      <w:r>
-        <w:rPr>
-          <w:rStyle w:val="VerbatimChar"/>
-        </w:rPr>
-        <w:t xml:space="preserve">## 437 437  TRUE changepoint</w:t>
-      </w:r>
-      <w:r>
-        <w:br/>
-      </w:r>
-      <w:r>
-        <w:rPr>
-          <w:rStyle w:val="VerbatimChar"/>
-        </w:rPr>
-        <w:t xml:space="preserve">## 438 438  TRUE changepoint</w:t>
-      </w:r>
-      <w:r>
-        <w:br/>
-      </w:r>
-      <w:r>
-        <w:rPr>
-          <w:rStyle w:val="VerbatimChar"/>
-        </w:rPr>
-        <w:t xml:space="preserve">## 439 439  TRUE changepoint</w:t>
-      </w:r>
-      <w:r>
-        <w:br/>
-      </w:r>
-      <w:r>
-        <w:rPr>
-          <w:rStyle w:val="VerbatimChar"/>
-        </w:rPr>
-        <w:t xml:space="preserve">## 440 440  TRUE changepoint</w:t>
-      </w:r>
-      <w:r>
-        <w:br/>
-      </w:r>
-      <w:r>
-        <w:rPr>
-          <w:rStyle w:val="VerbatimChar"/>
-        </w:rPr>
-        <w:t xml:space="preserve">## 441 441  TRUE changepoint</w:t>
-      </w:r>
-      <w:r>
-        <w:br/>
-      </w:r>
-      <w:r>
-        <w:rPr>
-          <w:rStyle w:val="VerbatimChar"/>
-        </w:rPr>
-        <w:t xml:space="preserve">## 442 442  TRUE changepoint</w:t>
-      </w:r>
-      <w:r>
-        <w:br/>
-      </w:r>
-      <w:r>
-        <w:rPr>
-          <w:rStyle w:val="VerbatimChar"/>
-        </w:rPr>
-        <w:t xml:space="preserve">## 443 443  TRUE changepoint</w:t>
-      </w:r>
-      <w:r>
-        <w:br/>
-      </w:r>
-      <w:r>
-        <w:rPr>
-          <w:rStyle w:val="VerbatimChar"/>
-        </w:rPr>
-        <w:t xml:space="preserve">## 444 444  TRUE changepoint</w:t>
-      </w:r>
-      <w:r>
-        <w:br/>
-      </w:r>
-      <w:r>
-        <w:rPr>
-          <w:rStyle w:val="VerbatimChar"/>
-        </w:rPr>
-        <w:t xml:space="preserve">## 445 445  TRUE changepoint</w:t>
-      </w:r>
-      <w:r>
-        <w:br/>
-      </w:r>
-      <w:r>
-        <w:rPr>
-          <w:rStyle w:val="VerbatimChar"/>
-        </w:rPr>
-        <w:t xml:space="preserve">## 446 446  TRUE changepoint</w:t>
-      </w:r>
-      <w:r>
-        <w:br/>
-      </w:r>
-      <w:r>
-        <w:rPr>
-          <w:rStyle w:val="VerbatimChar"/>
-        </w:rPr>
-        <w:t xml:space="preserve">## 447 447  TRUE changepoint</w:t>
-      </w:r>
-      <w:r>
-        <w:br/>
-      </w:r>
-      <w:r>
-        <w:rPr>
-          <w:rStyle w:val="VerbatimChar"/>
-        </w:rPr>
-        <w:t xml:space="preserve">## 448 448  TRUE changepoint</w:t>
-      </w:r>
-      <w:r>
-        <w:br/>
-      </w:r>
-      <w:r>
-        <w:rPr>
-          <w:rStyle w:val="VerbatimChar"/>
-        </w:rPr>
-        <w:t xml:space="preserve">## 449 449  TRUE changepoint</w:t>
-      </w:r>
-      <w:r>
-        <w:br/>
-      </w:r>
-      <w:r>
-        <w:rPr>
-          <w:rStyle w:val="VerbatimChar"/>
-        </w:rPr>
-        <w:t xml:space="preserve">## 450 450  TRUE changepoint</w:t>
-      </w:r>
-      <w:r>
-        <w:br/>
-      </w:r>
-      <w:r>
-        <w:rPr>
-          <w:rStyle w:val="VerbatimChar"/>
-        </w:rPr>
-        <w:t xml:space="preserve">## 451 451  TRUE changepoint</w:t>
-      </w:r>
-      <w:r>
-        <w:br/>
-      </w:r>
-      <w:r>
-        <w:rPr>
-          <w:rStyle w:val="VerbatimChar"/>
-        </w:rPr>
-        <w:t xml:space="preserve">## 452 452  TRUE changepoint</w:t>
-      </w:r>
-      <w:r>
-        <w:br/>
-      </w:r>
-      <w:r>
-        <w:rPr>
-          <w:rStyle w:val="VerbatimChar"/>
-        </w:rPr>
-        <w:t xml:space="preserve">## 453 453  TRUE changepoint</w:t>
-      </w:r>
-      <w:r>
-        <w:br/>
-      </w:r>
-      <w:r>
-        <w:rPr>
-          <w:rStyle w:val="VerbatimChar"/>
-        </w:rPr>
-        <w:t xml:space="preserve">## 454 454  TRUE changepoint</w:t>
-      </w:r>
-      <w:r>
-        <w:br/>
-      </w:r>
-      <w:r>
-        <w:rPr>
-          <w:rStyle w:val="VerbatimChar"/>
-        </w:rPr>
-        <w:t xml:space="preserve">## 455 455  TRUE changepoint</w:t>
-      </w:r>
-      <w:r>
-        <w:br/>
-      </w:r>
-      <w:r>
-        <w:rPr>
-          <w:rStyle w:val="VerbatimChar"/>
-        </w:rPr>
-        <w:t xml:space="preserve">## 456 456  TRUE changepoint</w:t>
-      </w:r>
-      <w:r>
-        <w:br/>
-      </w:r>
-      <w:r>
-        <w:rPr>
-          <w:rStyle w:val="VerbatimChar"/>
-        </w:rPr>
-        <w:t xml:space="preserve">## 457 457  TRUE changepoint</w:t>
-      </w:r>
-      <w:r>
-        <w:br/>
-      </w:r>
-      <w:r>
-        <w:rPr>
-          <w:rStyle w:val="VerbatimChar"/>
-        </w:rPr>
-        <w:t xml:space="preserve">## 458 458  TRUE changepoint</w:t>
-      </w:r>
-      <w:r>
-        <w:br/>
-      </w:r>
-      <w:r>
-        <w:rPr>
-          <w:rStyle w:val="VerbatimChar"/>
-        </w:rPr>
-        <w:t xml:space="preserve">## 459 459  TRUE changepoint</w:t>
-      </w:r>
-      <w:r>
-        <w:br/>
-      </w:r>
-      <w:r>
-        <w:rPr>
-          <w:rStyle w:val="VerbatimChar"/>
-        </w:rPr>
-        <w:t xml:space="preserve">## 460 460  TRUE changepoint</w:t>
-      </w:r>
-      <w:r>
-        <w:br/>
-      </w:r>
-      <w:r>
-        <w:rPr>
-          <w:rStyle w:val="VerbatimChar"/>
-        </w:rPr>
-        <w:t xml:space="preserve">## 461 461  TRUE changepoint</w:t>
-      </w:r>
-      <w:r>
-        <w:br/>
-      </w:r>
-      <w:r>
-        <w:rPr>
-          <w:rStyle w:val="VerbatimChar"/>
-        </w:rPr>
-        <w:t xml:space="preserve">## 462 462  TRUE changepoint</w:t>
-      </w:r>
-      <w:r>
-        <w:br/>
-      </w:r>
-      <w:r>
-        <w:rPr>
-          <w:rStyle w:val="VerbatimChar"/>
-        </w:rPr>
-        <w:t xml:space="preserve">## 463 463  TRUE changepoint</w:t>
-      </w:r>
-      <w:r>
-        <w:br/>
-      </w:r>
-      <w:r>
-        <w:rPr>
-          <w:rStyle w:val="VerbatimChar"/>
-        </w:rPr>
-        <w:t xml:space="preserve">## 477 477  TRUE changepoint</w:t>
-      </w:r>
-      <w:r>
-        <w:br/>
-      </w:r>
-      <w:r>
-        <w:rPr>
-          <w:rStyle w:val="VerbatimChar"/>
-        </w:rPr>
-        <w:t xml:space="preserve">## 480 480  TRUE changepoint</w:t>
+        <w:t xml:space="preserve">## 464 464  TRUE changepoint</w:t>
       </w:r>
     </w:p>
     <w:bookmarkEnd w:id="17"/>
@@ -2421,7 +630,7 @@
         <w:rPr>
           <w:rStyle w:val="VerbatimChar"/>
         </w:rPr>
-        <w:t xml:space="preserve">## TRUE      1     201  </w:t>
+        <w:t xml:space="preserve">## TRUE      0     3    </w:t>
       </w:r>
       <w:r>
         <w:br/>
@@ -2430,7 +639,7 @@
         <w:rPr>
           <w:rStyle w:val="VerbatimChar"/>
         </w:rPr>
-        <w:t xml:space="preserve">## FALSE     3     295</w:t>
+        <w:t xml:space="preserve">## FALSE     4     493</w:t>
       </w:r>
     </w:p>
     <w:bookmarkEnd w:id="18"/>
@@ -2498,7 +707,7 @@
               <a:graphicData uri="http://schemas.openxmlformats.org/drawingml/2006/picture">
                 <pic:pic>
                   <pic:nvPicPr>
-                    <pic:cNvPr descr="/home/gpca/harbinger/examples/change_point/doc/18-kswin-hcp_kswin_files/0ba929274d919bea4f88f8f98d2c33088b60e23c.png" id="21" name="Picture"/>
+                    <pic:cNvPr descr="/home/gpca/harbinger/examples/change_point/doc/18-kswin-hcp_kswin_files/4018aa70591f93736cb87b253b7a49a46200f075.png" id="21" name="Picture"/>
                     <pic:cNvPicPr>
                       <a:picLocks noChangeArrowheads="1" noChangeAspect="1"/>
                     </pic:cNvPicPr>

--- a/examples/change_point/doc/18-kswin-hcp_kswin.docx
+++ b/examples/change_point/doc/18-kswin-hcp_kswin.docx
@@ -484,7 +484,7 @@
         <w:rPr>
           <w:rStyle w:val="VerbatimChar"/>
         </w:rPr>
-        <w:t xml:space="preserve">## 317 317  TRUE changepoint</w:t>
+        <w:t xml:space="preserve">## 318 318  TRUE changepoint</w:t>
       </w:r>
       <w:r>
         <w:br/>
@@ -493,7 +493,7 @@
         <w:rPr>
           <w:rStyle w:val="VerbatimChar"/>
         </w:rPr>
-        <w:t xml:space="preserve">## 464 464  TRUE changepoint</w:t>
+        <w:t xml:space="preserve">## 454 454  TRUE changepoint</w:t>
       </w:r>
     </w:p>
     <w:bookmarkEnd w:id="17"/>
@@ -707,7 +707,7 @@
               <a:graphicData uri="http://schemas.openxmlformats.org/drawingml/2006/picture">
                 <pic:pic>
                   <pic:nvPicPr>
-                    <pic:cNvPr descr="/home/gpca/harbinger/examples/change_point/doc/18-kswin-hcp_kswin_files/4018aa70591f93736cb87b253b7a49a46200f075.png" id="21" name="Picture"/>
+                    <pic:cNvPr descr="/home/gpca/harbinger/examples/change_point/doc/18-kswin-hcp_kswin_files/5f67acab6ce7169548e0edea5099d0633ce745a4.png" id="21" name="Picture"/>
                     <pic:cNvPicPr>
                       <a:picLocks noChangeArrowheads="1" noChangeAspect="1"/>
                     </pic:cNvPicPr>

--- a/examples/change_point/doc/18-kswin-hcp_kswin.docx
+++ b/examples/change_point/doc/18-kswin-hcp_kswin.docx
@@ -68,6 +68,45 @@
       <w:pPr>
         <w:pStyle w:val="SourceCode"/>
       </w:pPr>
+      <w:r>
+        <w:rPr>
+          <w:rStyle w:val="FunctionTok"/>
+        </w:rPr>
+        <w:t xml:space="preserve">source</w:t>
+      </w:r>
+      <w:r>
+        <w:rPr>
+          <w:rStyle w:val="NormalTok"/>
+        </w:rPr>
+        <w:t xml:space="preserve">(</w:t>
+      </w:r>
+      <w:r>
+        <w:rPr>
+          <w:rStyle w:val="FunctionTok"/>
+        </w:rPr>
+        <w:t xml:space="preserve">url</w:t>
+      </w:r>
+      <w:r>
+        <w:rPr>
+          <w:rStyle w:val="NormalTok"/>
+        </w:rPr>
+        <w:t xml:space="preserve">(</w:t>
+      </w:r>
+      <w:r>
+        <w:rPr>
+          <w:rStyle w:val="StringTok"/>
+        </w:rPr>
+        <w:t xml:space="preserve">"https://raw.githubusercontent.com/cefet-rj-dal/harbinger/master/examples/seed.R"</w:t>
+      </w:r>
+      <w:r>
+        <w:rPr>
+          <w:rStyle w:val="NormalTok"/>
+        </w:rPr>
+        <w:t xml:space="preserve">))</w:t>
+      </w:r>
+      <w:r>
+        <w:br/>
+      </w:r>
       <w:r>
         <w:rPr>
           <w:rStyle w:val="FunctionTok"/>
@@ -333,6 +372,21 @@
       </w:r>
       <w:r>
         <w:rPr>
+          <w:rStyle w:val="FunctionTok"/>
+        </w:rPr>
+        <w:t xml:space="preserve">set_example_seed</w:t>
+      </w:r>
+      <w:r>
+        <w:rPr>
+          <w:rStyle w:val="NormalTok"/>
+        </w:rPr>
+        <w:t xml:space="preserve">()</w:t>
+      </w:r>
+      <w:r>
+        <w:br/>
+      </w:r>
+      <w:r>
+        <w:rPr>
           <w:rStyle w:val="NormalTok"/>
         </w:rPr>
         <w:t xml:space="preserve">model </w:t>
@@ -493,7 +547,7 @@
         <w:rPr>
           <w:rStyle w:val="VerbatimChar"/>
         </w:rPr>
-        <w:t xml:space="preserve">## 454 454  TRUE changepoint</w:t>
+        <w:t xml:space="preserve">## 453 453  TRUE changepoint</w:t>
       </w:r>
     </w:p>
     <w:bookmarkEnd w:id="17"/>
@@ -707,7 +761,7 @@
               <a:graphicData uri="http://schemas.openxmlformats.org/drawingml/2006/picture">
                 <pic:pic>
                   <pic:nvPicPr>
-                    <pic:cNvPr descr="/home/gpca/harbinger/examples/change_point/doc/18-kswin-hcp_kswin_files/5f67acab6ce7169548e0edea5099d0633ce745a4.png" id="21" name="Picture"/>
+                    <pic:cNvPr descr="/home/gpca/harbinger/examples/change_point/doc/18-kswin-hcp_kswin_files/2d570b94af64c8275ae457ce6f1e24f886864d6c.png" id="21" name="Picture"/>
                     <pic:cNvPicPr>
                       <a:picLocks noChangeArrowheads="1" noChangeAspect="1"/>
                     </pic:cNvPicPr>
